--- a/documentation-lif-to-tiff.docx
+++ b/documentation-lif-to-tiff.docx
@@ -10,8 +10,8 @@
         <w:rPr>
           <w:rFonts w:asciiTheme="minorHAnsi" w:hAnsiTheme="minorHAnsi" w:cs="Arial"/>
           <w:color w:val="0A0A0A"/>
-          <w:sz w:val="20"/>
-          <w:szCs w:val="20"/>
+          <w:sz w:val="16"/>
+          <w:szCs w:val="16"/>
         </w:rPr>
       </w:pPr>
       <w:r>
@@ -19,8 +19,8 @@
           <w:rStyle w:val="Strong"/>
           <w:rFonts w:asciiTheme="minorHAnsi" w:eastAsiaTheme="majorEastAsia" w:hAnsiTheme="minorHAnsi" w:cs="Arial"/>
           <w:color w:val="0A0A0A"/>
-          <w:sz w:val="20"/>
-          <w:szCs w:val="20"/>
+          <w:sz w:val="16"/>
+          <w:szCs w:val="16"/>
         </w:rPr>
         <w:t>16-bit vs 8-bit</w:t>
       </w:r>
@@ -29,8 +29,8 @@
           <w:rStyle w:val="t286pc"/>
           <w:rFonts w:asciiTheme="minorHAnsi" w:eastAsiaTheme="majorEastAsia" w:hAnsiTheme="minorHAnsi" w:cs="Arial"/>
           <w:color w:val="0A0A0A"/>
-          <w:sz w:val="20"/>
-          <w:szCs w:val="20"/>
+          <w:sz w:val="16"/>
+          <w:szCs w:val="16"/>
         </w:rPr>
         <w:t>: Ensure you save as </w:t>
       </w:r>
@@ -39,8 +39,8 @@
           <w:rStyle w:val="Strong"/>
           <w:rFonts w:asciiTheme="minorHAnsi" w:eastAsiaTheme="majorEastAsia" w:hAnsiTheme="minorHAnsi" w:cs="Arial"/>
           <w:color w:val="0A0A0A"/>
-          <w:sz w:val="20"/>
-          <w:szCs w:val="20"/>
+          <w:sz w:val="16"/>
+          <w:szCs w:val="16"/>
           <w:shd w:val="clear" w:color="auto" w:fill="D9F2D0" w:themeFill="accent6" w:themeFillTint="33"/>
         </w:rPr>
         <w:t>16-bit TIFF</w:t>
@@ -50,8 +50,8 @@
           <w:rStyle w:val="t286pc"/>
           <w:rFonts w:asciiTheme="minorHAnsi" w:eastAsiaTheme="majorEastAsia" w:hAnsiTheme="minorHAnsi" w:cs="Arial"/>
           <w:color w:val="0A0A0A"/>
-          <w:sz w:val="20"/>
-          <w:szCs w:val="20"/>
+          <w:sz w:val="16"/>
+          <w:szCs w:val="16"/>
           <w:shd w:val="clear" w:color="auto" w:fill="D9F2D0" w:themeFill="accent6" w:themeFillTint="33"/>
         </w:rPr>
         <w:t> </w:t>
@@ -61,8 +61,8 @@
           <w:rStyle w:val="t286pc"/>
           <w:rFonts w:asciiTheme="minorHAnsi" w:eastAsiaTheme="majorEastAsia" w:hAnsiTheme="minorHAnsi" w:cs="Arial"/>
           <w:color w:val="0A0A0A"/>
-          <w:sz w:val="20"/>
-          <w:szCs w:val="20"/>
+          <w:sz w:val="16"/>
+          <w:szCs w:val="16"/>
         </w:rPr>
         <w:t>if you plan to do quantitative analysis; 8-bit TIFFs lose data for intensity measurements.</w:t>
       </w:r>
@@ -72,8 +72,8 @@
         <w:rPr>
           <w:rFonts w:cs="Arial"/>
           <w:color w:val="0A0A0A"/>
-          <w:sz w:val="20"/>
-          <w:szCs w:val="20"/>
+          <w:sz w:val="16"/>
+          <w:szCs w:val="16"/>
           <w:shd w:val="clear" w:color="auto" w:fill="FFFFFF"/>
         </w:rPr>
       </w:pPr>
@@ -82,8 +82,8 @@
           <w:rStyle w:val="Strong"/>
           <w:rFonts w:cs="Arial"/>
           <w:color w:val="0A0A0A"/>
-          <w:sz w:val="20"/>
-          <w:szCs w:val="20"/>
+          <w:sz w:val="16"/>
+          <w:szCs w:val="16"/>
           <w:shd w:val="clear" w:color="auto" w:fill="FFFFFF"/>
         </w:rPr>
         <w:t>Z-Stacks</w:t>
@@ -92,8 +92,8 @@
         <w:rPr>
           <w:rFonts w:cs="Arial"/>
           <w:color w:val="0A0A0A"/>
-          <w:sz w:val="20"/>
-          <w:szCs w:val="20"/>
+          <w:sz w:val="16"/>
+          <w:szCs w:val="16"/>
           <w:shd w:val="clear" w:color="auto" w:fill="FFFFFF"/>
         </w:rPr>
         <w:t>: If your .</w:t>
@@ -103,8 +103,8 @@
         <w:rPr>
           <w:rFonts w:cs="Arial"/>
           <w:color w:val="0A0A0A"/>
-          <w:sz w:val="20"/>
-          <w:szCs w:val="20"/>
+          <w:sz w:val="16"/>
+          <w:szCs w:val="16"/>
           <w:shd w:val="clear" w:color="auto" w:fill="FFFFFF"/>
         </w:rPr>
         <w:t>lif</w:t>
@@ -114,8 +114,8 @@
         <w:rPr>
           <w:rFonts w:cs="Arial"/>
           <w:color w:val="0A0A0A"/>
-          <w:sz w:val="20"/>
-          <w:szCs w:val="20"/>
+          <w:sz w:val="16"/>
+          <w:szCs w:val="16"/>
           <w:shd w:val="clear" w:color="auto" w:fill="FFFFFF"/>
         </w:rPr>
         <w:t xml:space="preserve"> is a </w:t>
@@ -124,8 +124,8 @@
         <w:rPr>
           <w:rFonts w:cs="Arial"/>
           <w:color w:val="0A0A0A"/>
-          <w:sz w:val="20"/>
-          <w:szCs w:val="20"/>
+          <w:sz w:val="16"/>
+          <w:szCs w:val="16"/>
           <w:shd w:val="clear" w:color="auto" w:fill="D9F2D0" w:themeFill="accent6" w:themeFillTint="33"/>
         </w:rPr>
         <w:t>3D Z-stack, saving it as a TIFF will usually create a </w:t>
@@ -135,8 +135,8 @@
           <w:rStyle w:val="Strong"/>
           <w:rFonts w:cs="Arial"/>
           <w:color w:val="0A0A0A"/>
-          <w:sz w:val="20"/>
-          <w:szCs w:val="20"/>
+          <w:sz w:val="16"/>
+          <w:szCs w:val="16"/>
           <w:shd w:val="clear" w:color="auto" w:fill="D9F2D0" w:themeFill="accent6" w:themeFillTint="33"/>
         </w:rPr>
         <w:t>multi-page TIFF</w:t>
@@ -145,8 +145,8 @@
         <w:rPr>
           <w:rFonts w:cs="Arial"/>
           <w:color w:val="0A0A0A"/>
-          <w:sz w:val="20"/>
-          <w:szCs w:val="20"/>
+          <w:sz w:val="16"/>
+          <w:szCs w:val="16"/>
           <w:shd w:val="clear" w:color="auto" w:fill="D9F2D0" w:themeFill="accent6" w:themeFillTint="33"/>
         </w:rPr>
         <w:t> (one stack in one file). Some software prefers you to export it as an </w:t>
@@ -156,8 +156,8 @@
           <w:rStyle w:val="Strong"/>
           <w:rFonts w:cs="Arial"/>
           <w:color w:val="0A0A0A"/>
-          <w:sz w:val="20"/>
-          <w:szCs w:val="20"/>
+          <w:sz w:val="16"/>
+          <w:szCs w:val="16"/>
           <w:shd w:val="clear" w:color="auto" w:fill="D9F2D0" w:themeFill="accent6" w:themeFillTint="33"/>
         </w:rPr>
         <w:t>"Image Sequence</w:t>
@@ -167,8 +167,8 @@
           <w:rStyle w:val="Strong"/>
           <w:rFonts w:cs="Arial"/>
           <w:color w:val="0A0A0A"/>
-          <w:sz w:val="20"/>
-          <w:szCs w:val="20"/>
+          <w:sz w:val="16"/>
+          <w:szCs w:val="16"/>
           <w:shd w:val="clear" w:color="auto" w:fill="FFFFFF"/>
         </w:rPr>
         <w:t>"</w:t>
@@ -177,8 +177,8 @@
         <w:rPr>
           <w:rFonts w:cs="Arial"/>
           <w:color w:val="0A0A0A"/>
-          <w:sz w:val="20"/>
-          <w:szCs w:val="20"/>
+          <w:sz w:val="16"/>
+          <w:szCs w:val="16"/>
           <w:shd w:val="clear" w:color="auto" w:fill="FFFFFF"/>
         </w:rPr>
         <w:t> (one TIFF file per slice</w:t>
@@ -189,8 +189,8 @@
         <w:rPr>
           <w:rFonts w:cs="Arial"/>
           <w:color w:val="0A0A0A"/>
-          <w:sz w:val="20"/>
-          <w:szCs w:val="20"/>
+          <w:sz w:val="16"/>
+          <w:szCs w:val="16"/>
           <w:shd w:val="clear" w:color="auto" w:fill="FFFFFF"/>
         </w:rPr>
       </w:pPr>
@@ -204,8 +204,8 @@
           <w:bCs/>
           <w:color w:val="0A0A0A"/>
           <w:kern w:val="0"/>
-          <w:sz w:val="20"/>
-          <w:szCs w:val="20"/>
+          <w:sz w:val="16"/>
+          <w:szCs w:val="16"/>
           <w:lang w:eastAsia="en-GB"/>
           <w14:ligatures w14:val="none"/>
         </w:rPr>
@@ -217,8 +217,8 @@
           <w:bCs/>
           <w:color w:val="0A0A0A"/>
           <w:kern w:val="0"/>
-          <w:sz w:val="20"/>
-          <w:szCs w:val="20"/>
+          <w:sz w:val="16"/>
+          <w:szCs w:val="16"/>
           <w:lang w:eastAsia="en-GB"/>
           <w14:ligatures w14:val="none"/>
         </w:rPr>
@@ -231,8 +231,8 @@
           <w:bCs/>
           <w:color w:val="0A0A0A"/>
           <w:kern w:val="0"/>
-          <w:sz w:val="20"/>
-          <w:szCs w:val="20"/>
+          <w:sz w:val="16"/>
+          <w:szCs w:val="16"/>
           <w:lang w:eastAsia="en-GB"/>
           <w14:ligatures w14:val="none"/>
         </w:rPr>
@@ -245,8 +245,8 @@
           <w:bCs/>
           <w:color w:val="0A0A0A"/>
           <w:kern w:val="0"/>
-          <w:sz w:val="20"/>
-          <w:szCs w:val="20"/>
+          <w:sz w:val="16"/>
+          <w:szCs w:val="16"/>
           <w:lang w:eastAsia="en-GB"/>
           <w14:ligatures w14:val="none"/>
         </w:rPr>
@@ -259,8 +259,8 @@
           <w:bCs/>
           <w:color w:val="0A0A0A"/>
           <w:kern w:val="0"/>
-          <w:sz w:val="20"/>
-          <w:szCs w:val="20"/>
+          <w:sz w:val="16"/>
+          <w:szCs w:val="16"/>
           <w:lang w:eastAsia="en-GB"/>
           <w14:ligatures w14:val="none"/>
         </w:rPr>
@@ -274,19 +274,19 @@
           <w:rFonts w:eastAsia="Times New Roman" w:cs="Arial"/>
           <w:color w:val="0A0A0A"/>
           <w:kern w:val="0"/>
-          <w:sz w:val="20"/>
-          <w:szCs w:val="20"/>
-          <w:lang w:eastAsia="en-GB"/>
-          <w14:ligatures w14:val="none"/>
-        </w:rPr>
-      </w:pPr>
-      <w:r>
-        <w:rPr>
-          <w:rFonts w:eastAsia="Times New Roman" w:cs="Arial"/>
-          <w:color w:val="0A0A0A"/>
-          <w:kern w:val="0"/>
-          <w:sz w:val="20"/>
-          <w:szCs w:val="20"/>
+          <w:sz w:val="16"/>
+          <w:szCs w:val="16"/>
+          <w:lang w:eastAsia="en-GB"/>
+          <w14:ligatures w14:val="none"/>
+        </w:rPr>
+      </w:pPr>
+      <w:r>
+        <w:rPr>
+          <w:rFonts w:eastAsia="Times New Roman" w:cs="Arial"/>
+          <w:color w:val="0A0A0A"/>
+          <w:kern w:val="0"/>
+          <w:sz w:val="16"/>
+          <w:szCs w:val="16"/>
           <w:lang w:eastAsia="en-GB"/>
           <w14:ligatures w14:val="none"/>
         </w:rPr>
@@ -304,8 +304,8 @@
           <w:rFonts w:eastAsia="Times New Roman" w:cs="Arial"/>
           <w:color w:val="0A0A0A"/>
           <w:kern w:val="0"/>
-          <w:sz w:val="20"/>
-          <w:szCs w:val="20"/>
+          <w:sz w:val="16"/>
+          <w:szCs w:val="16"/>
           <w:lang w:eastAsia="en-GB"/>
           <w14:ligatures w14:val="none"/>
         </w:rPr>
@@ -317,8 +317,8 @@
           <w:bCs/>
           <w:color w:val="0A0A0A"/>
           <w:kern w:val="0"/>
-          <w:sz w:val="20"/>
-          <w:szCs w:val="20"/>
+          <w:sz w:val="16"/>
+          <w:szCs w:val="16"/>
           <w:lang w:eastAsia="en-GB"/>
           <w14:ligatures w14:val="none"/>
         </w:rPr>
@@ -329,8 +329,8 @@
           <w:rFonts w:eastAsia="Times New Roman" w:cs="Arial"/>
           <w:color w:val="0A0A0A"/>
           <w:kern w:val="0"/>
-          <w:sz w:val="20"/>
-          <w:szCs w:val="20"/>
+          <w:sz w:val="16"/>
+          <w:szCs w:val="16"/>
           <w:lang w:eastAsia="en-GB"/>
           <w14:ligatures w14:val="none"/>
         </w:rPr>
@@ -342,8 +342,8 @@
           <w:rFonts w:eastAsia="Times New Roman" w:cs="Arial"/>
           <w:color w:val="0A0A0A"/>
           <w:kern w:val="0"/>
-          <w:sz w:val="20"/>
-          <w:szCs w:val="20"/>
+          <w:sz w:val="16"/>
+          <w:szCs w:val="16"/>
           <w:lang w:eastAsia="en-GB"/>
           <w14:ligatures w14:val="none"/>
         </w:rPr>
@@ -355,8 +355,8 @@
           <w:rFonts w:eastAsia="Times New Roman" w:cs="Arial"/>
           <w:color w:val="0A0A0A"/>
           <w:kern w:val="0"/>
-          <w:sz w:val="20"/>
-          <w:szCs w:val="20"/>
+          <w:sz w:val="16"/>
+          <w:szCs w:val="16"/>
           <w:lang w:eastAsia="en-GB"/>
           <w14:ligatures w14:val="none"/>
         </w:rPr>
@@ -374,19 +374,19 @@
           <w:rFonts w:eastAsia="Times New Roman" w:cs="Arial"/>
           <w:color w:val="0A0A0A"/>
           <w:kern w:val="0"/>
-          <w:sz w:val="20"/>
-          <w:szCs w:val="20"/>
-          <w:lang w:eastAsia="en-GB"/>
-          <w14:ligatures w14:val="none"/>
-        </w:rPr>
-      </w:pPr>
-      <w:r>
-        <w:rPr>
-          <w:rFonts w:eastAsia="Times New Roman" w:cs="Arial"/>
-          <w:color w:val="0A0A0A"/>
-          <w:kern w:val="0"/>
-          <w:sz w:val="20"/>
-          <w:szCs w:val="20"/>
+          <w:sz w:val="16"/>
+          <w:szCs w:val="16"/>
+          <w:lang w:eastAsia="en-GB"/>
+          <w14:ligatures w14:val="none"/>
+        </w:rPr>
+      </w:pPr>
+      <w:r>
+        <w:rPr>
+          <w:rFonts w:eastAsia="Times New Roman" w:cs="Arial"/>
+          <w:color w:val="0A0A0A"/>
+          <w:kern w:val="0"/>
+          <w:sz w:val="16"/>
+          <w:szCs w:val="16"/>
           <w:lang w:eastAsia="en-GB"/>
           <w14:ligatures w14:val="none"/>
         </w:rPr>
@@ -399,8 +399,8 @@
           <w:bCs/>
           <w:color w:val="0A0A0A"/>
           <w:kern w:val="0"/>
-          <w:sz w:val="20"/>
-          <w:szCs w:val="20"/>
+          <w:sz w:val="16"/>
+          <w:szCs w:val="16"/>
           <w:lang w:eastAsia="en-GB"/>
           <w14:ligatures w14:val="none"/>
         </w:rPr>
@@ -411,8 +411,8 @@
           <w:rFonts w:eastAsia="Times New Roman" w:cs="Arial"/>
           <w:color w:val="0A0A0A"/>
           <w:kern w:val="0"/>
-          <w:sz w:val="20"/>
-          <w:szCs w:val="20"/>
+          <w:sz w:val="16"/>
+          <w:szCs w:val="16"/>
           <w:lang w:eastAsia="en-GB"/>
           <w14:ligatures w14:val="none"/>
         </w:rPr>
@@ -430,19 +430,19 @@
           <w:rFonts w:eastAsia="Times New Roman" w:cs="Arial"/>
           <w:color w:val="0A0A0A"/>
           <w:kern w:val="0"/>
-          <w:sz w:val="20"/>
-          <w:szCs w:val="20"/>
-          <w:lang w:eastAsia="en-GB"/>
-          <w14:ligatures w14:val="none"/>
-        </w:rPr>
-      </w:pPr>
-      <w:r>
-        <w:rPr>
-          <w:rFonts w:eastAsia="Times New Roman" w:cs="Arial"/>
-          <w:color w:val="0A0A0A"/>
-          <w:kern w:val="0"/>
-          <w:sz w:val="20"/>
-          <w:szCs w:val="20"/>
+          <w:sz w:val="16"/>
+          <w:szCs w:val="16"/>
+          <w:lang w:eastAsia="en-GB"/>
+          <w14:ligatures w14:val="none"/>
+        </w:rPr>
+      </w:pPr>
+      <w:r>
+        <w:rPr>
+          <w:rFonts w:eastAsia="Times New Roman" w:cs="Arial"/>
+          <w:color w:val="0A0A0A"/>
+          <w:kern w:val="0"/>
+          <w:sz w:val="16"/>
+          <w:szCs w:val="16"/>
           <w:lang w:eastAsia="en-GB"/>
           <w14:ligatures w14:val="none"/>
         </w:rPr>
@@ -455,8 +455,8 @@
           <w:bCs/>
           <w:color w:val="0A0A0A"/>
           <w:kern w:val="0"/>
-          <w:sz w:val="20"/>
-          <w:szCs w:val="20"/>
+          <w:sz w:val="16"/>
+          <w:szCs w:val="16"/>
           <w:lang w:eastAsia="en-GB"/>
           <w14:ligatures w14:val="none"/>
         </w:rPr>
@@ -467,8 +467,8 @@
           <w:rFonts w:eastAsia="Times New Roman" w:cs="Arial"/>
           <w:color w:val="0A0A0A"/>
           <w:kern w:val="0"/>
-          <w:sz w:val="20"/>
-          <w:szCs w:val="20"/>
+          <w:sz w:val="16"/>
+          <w:szCs w:val="16"/>
           <w:lang w:eastAsia="en-GB"/>
           <w14:ligatures w14:val="none"/>
         </w:rPr>
@@ -485,19 +485,19 @@
         <w:rPr>
           <w:rFonts w:eastAsia="Times New Roman" w:cs="Times New Roman"/>
           <w:kern w:val="0"/>
-          <w:sz w:val="20"/>
-          <w:szCs w:val="20"/>
-          <w:lang w:eastAsia="en-GB"/>
-          <w14:ligatures w14:val="none"/>
-        </w:rPr>
-      </w:pPr>
-      <w:r>
-        <w:rPr>
-          <w:rFonts w:eastAsia="Times New Roman" w:cs="Arial"/>
-          <w:color w:val="0A0A0A"/>
-          <w:kern w:val="0"/>
-          <w:sz w:val="20"/>
-          <w:szCs w:val="20"/>
+          <w:sz w:val="16"/>
+          <w:szCs w:val="16"/>
+          <w:lang w:eastAsia="en-GB"/>
+          <w14:ligatures w14:val="none"/>
+        </w:rPr>
+      </w:pPr>
+      <w:r>
+        <w:rPr>
+          <w:rFonts w:eastAsia="Times New Roman" w:cs="Arial"/>
+          <w:color w:val="0A0A0A"/>
+          <w:kern w:val="0"/>
+          <w:sz w:val="16"/>
+          <w:szCs w:val="16"/>
           <w:lang w:eastAsia="en-GB"/>
           <w14:ligatures w14:val="none"/>
         </w:rPr>
@@ -510,8 +510,8 @@
           <w:bCs/>
           <w:color w:val="0A0A0A"/>
           <w:kern w:val="0"/>
-          <w:sz w:val="20"/>
-          <w:szCs w:val="20"/>
+          <w:sz w:val="16"/>
+          <w:szCs w:val="16"/>
           <w:lang w:eastAsia="en-GB"/>
           <w14:ligatures w14:val="none"/>
         </w:rPr>
@@ -522,8 +522,8 @@
           <w:rFonts w:eastAsia="Times New Roman" w:cs="Arial"/>
           <w:color w:val="0A0A0A"/>
           <w:kern w:val="0"/>
-          <w:sz w:val="20"/>
-          <w:szCs w:val="20"/>
+          <w:sz w:val="16"/>
+          <w:szCs w:val="16"/>
           <w:lang w:eastAsia="en-GB"/>
           <w14:ligatures w14:val="none"/>
         </w:rPr>
@@ -537,8 +537,8 @@
           <w:rFonts w:eastAsia="Times New Roman" w:cs="Arial"/>
           <w:color w:val="56595E"/>
           <w:kern w:val="0"/>
-          <w:sz w:val="20"/>
-          <w:szCs w:val="20"/>
+          <w:sz w:val="16"/>
+          <w:szCs w:val="16"/>
           <w:lang w:eastAsia="en-GB"/>
           <w14:ligatures w14:val="none"/>
         </w:rPr>
@@ -553,8 +553,8 @@
           <w:bCs/>
           <w:color w:val="0A0A0A"/>
           <w:kern w:val="0"/>
-          <w:sz w:val="20"/>
-          <w:szCs w:val="20"/>
+          <w:sz w:val="16"/>
+          <w:szCs w:val="16"/>
           <w:lang w:eastAsia="en-GB"/>
           <w14:ligatures w14:val="none"/>
         </w:rPr>
@@ -566,8 +566,8 @@
           <w:bCs/>
           <w:color w:val="0A0A0A"/>
           <w:kern w:val="0"/>
-          <w:sz w:val="20"/>
-          <w:szCs w:val="20"/>
+          <w:sz w:val="16"/>
+          <w:szCs w:val="16"/>
           <w:lang w:eastAsia="en-GB"/>
           <w14:ligatures w14:val="none"/>
         </w:rPr>
@@ -580,8 +580,8 @@
           <w:bCs/>
           <w:color w:val="0A0A0A"/>
           <w:kern w:val="0"/>
-          <w:sz w:val="20"/>
-          <w:szCs w:val="20"/>
+          <w:sz w:val="16"/>
+          <w:szCs w:val="16"/>
           <w:lang w:eastAsia="en-GB"/>
           <w14:ligatures w14:val="none"/>
         </w:rPr>
@@ -594,8 +594,8 @@
           <w:bCs/>
           <w:color w:val="0A0A0A"/>
           <w:kern w:val="0"/>
-          <w:sz w:val="20"/>
-          <w:szCs w:val="20"/>
+          <w:sz w:val="16"/>
+          <w:szCs w:val="16"/>
           <w:lang w:eastAsia="en-GB"/>
           <w14:ligatures w14:val="none"/>
         </w:rPr>
@@ -610,8 +610,8 @@
         <w:rPr>
           <w:rFonts w:asciiTheme="minorHAnsi" w:hAnsiTheme="minorHAnsi" w:cs="Arial"/>
           <w:color w:val="0A0A0A"/>
-          <w:sz w:val="20"/>
-          <w:szCs w:val="20"/>
+          <w:sz w:val="16"/>
+          <w:szCs w:val="16"/>
         </w:rPr>
       </w:pPr>
       <w:r>
@@ -619,8 +619,8 @@
           <w:rStyle w:val="Strong"/>
           <w:rFonts w:asciiTheme="minorHAnsi" w:eastAsiaTheme="majorEastAsia" w:hAnsiTheme="minorHAnsi" w:cs="Arial"/>
           <w:color w:val="0A0A0A"/>
-          <w:sz w:val="20"/>
-          <w:szCs w:val="20"/>
+          <w:sz w:val="16"/>
+          <w:szCs w:val="16"/>
         </w:rPr>
         <w:t xml:space="preserve">2.1 </w:t>
       </w:r>
@@ -629,8 +629,8 @@
           <w:rStyle w:val="Strong"/>
           <w:rFonts w:asciiTheme="minorHAnsi" w:eastAsiaTheme="majorEastAsia" w:hAnsiTheme="minorHAnsi" w:cs="Arial"/>
           <w:color w:val="0A0A0A"/>
-          <w:sz w:val="20"/>
-          <w:szCs w:val="20"/>
+          <w:sz w:val="16"/>
+          <w:szCs w:val="16"/>
         </w:rPr>
         <w:t>Fiji Macro</w:t>
       </w:r>
@@ -639,8 +639,8 @@
           <w:rStyle w:val="t286pc"/>
           <w:rFonts w:asciiTheme="minorHAnsi" w:eastAsiaTheme="majorEastAsia" w:hAnsiTheme="minorHAnsi" w:cs="Arial"/>
           <w:color w:val="0A0A0A"/>
-          <w:sz w:val="20"/>
-          <w:szCs w:val="20"/>
+          <w:sz w:val="16"/>
+          <w:szCs w:val="16"/>
         </w:rPr>
         <w:t>: You can use a built-in or custom macro (like </w:t>
       </w:r>
@@ -651,8 +651,8 @@
             <w:rStyle w:val="Hyperlink"/>
             <w:rFonts w:asciiTheme="minorHAnsi" w:eastAsiaTheme="majorEastAsia" w:hAnsiTheme="minorHAnsi" w:cs="Arial"/>
             <w:color w:val="1558D6"/>
-            <w:sz w:val="20"/>
-            <w:szCs w:val="20"/>
+            <w:sz w:val="16"/>
+            <w:szCs w:val="16"/>
           </w:rPr>
           <w:t>Lif2Tiff</w:t>
         </w:r>
@@ -663,8 +663,8 @@
           <w:rStyle w:val="t286pc"/>
           <w:rFonts w:asciiTheme="minorHAnsi" w:eastAsiaTheme="majorEastAsia" w:hAnsiTheme="minorHAnsi" w:cs="Arial"/>
           <w:color w:val="0A0A0A"/>
-          <w:sz w:val="20"/>
-          <w:szCs w:val="20"/>
+          <w:sz w:val="16"/>
+          <w:szCs w:val="16"/>
         </w:rPr>
         <w:t>) to automate the process. These macros can automatically split channels and save them as individual TIFFs.</w:t>
       </w:r>
@@ -677,8 +677,8 @@
         <w:rPr>
           <w:rFonts w:asciiTheme="minorHAnsi" w:hAnsiTheme="minorHAnsi" w:cs="Arial"/>
           <w:color w:val="0A0A0A"/>
-          <w:sz w:val="20"/>
-          <w:szCs w:val="20"/>
+          <w:sz w:val="16"/>
+          <w:szCs w:val="16"/>
         </w:rPr>
       </w:pPr>
       <w:r>
@@ -686,8 +686,8 @@
           <w:rStyle w:val="Strong"/>
           <w:rFonts w:asciiTheme="minorHAnsi" w:eastAsiaTheme="majorEastAsia" w:hAnsiTheme="minorHAnsi" w:cs="Arial"/>
           <w:color w:val="0A0A0A"/>
-          <w:sz w:val="20"/>
-          <w:szCs w:val="20"/>
+          <w:sz w:val="16"/>
+          <w:szCs w:val="16"/>
         </w:rPr>
         <w:t xml:space="preserve">2.2 </w:t>
       </w:r>
@@ -696,8 +696,8 @@
           <w:rStyle w:val="Strong"/>
           <w:rFonts w:asciiTheme="minorHAnsi" w:eastAsiaTheme="majorEastAsia" w:hAnsiTheme="minorHAnsi" w:cs="Arial"/>
           <w:color w:val="0A0A0A"/>
-          <w:sz w:val="20"/>
-          <w:szCs w:val="20"/>
+          <w:sz w:val="16"/>
+          <w:szCs w:val="16"/>
         </w:rPr>
         <w:t>Command Line</w:t>
       </w:r>
@@ -706,8 +706,8 @@
           <w:rStyle w:val="t286pc"/>
           <w:rFonts w:asciiTheme="minorHAnsi" w:eastAsiaTheme="majorEastAsia" w:hAnsiTheme="minorHAnsi" w:cs="Arial"/>
           <w:color w:val="0A0A0A"/>
-          <w:sz w:val="20"/>
-          <w:szCs w:val="20"/>
+          <w:sz w:val="16"/>
+          <w:szCs w:val="16"/>
         </w:rPr>
         <w:t>: For power users, the </w:t>
       </w:r>
@@ -716,8 +716,8 @@
           <w:rStyle w:val="Strong"/>
           <w:rFonts w:asciiTheme="minorHAnsi" w:eastAsiaTheme="majorEastAsia" w:hAnsiTheme="minorHAnsi" w:cs="Arial"/>
           <w:color w:val="0A0A0A"/>
-          <w:sz w:val="20"/>
-          <w:szCs w:val="20"/>
+          <w:sz w:val="16"/>
+          <w:szCs w:val="16"/>
         </w:rPr>
         <w:t>"</w:t>
       </w:r>
@@ -727,8 +727,8 @@
           <w:rStyle w:val="Strong"/>
           <w:rFonts w:asciiTheme="minorHAnsi" w:eastAsiaTheme="majorEastAsia" w:hAnsiTheme="minorHAnsi" w:cs="Arial"/>
           <w:color w:val="0A0A0A"/>
-          <w:sz w:val="20"/>
-          <w:szCs w:val="20"/>
+          <w:sz w:val="16"/>
+          <w:szCs w:val="16"/>
         </w:rPr>
         <w:t>bfconvert</w:t>
       </w:r>
@@ -738,8 +738,8 @@
           <w:rStyle w:val="Strong"/>
           <w:rFonts w:asciiTheme="minorHAnsi" w:eastAsiaTheme="majorEastAsia" w:hAnsiTheme="minorHAnsi" w:cs="Arial"/>
           <w:color w:val="0A0A0A"/>
-          <w:sz w:val="20"/>
-          <w:szCs w:val="20"/>
+          <w:sz w:val="16"/>
+          <w:szCs w:val="16"/>
         </w:rPr>
         <w:t>"</w:t>
       </w:r>
@@ -748,8 +748,8 @@
           <w:rStyle w:val="t286pc"/>
           <w:rFonts w:asciiTheme="minorHAnsi" w:eastAsiaTheme="majorEastAsia" w:hAnsiTheme="minorHAnsi" w:cs="Arial"/>
           <w:color w:val="0A0A0A"/>
-          <w:sz w:val="20"/>
-          <w:szCs w:val="20"/>
+          <w:sz w:val="16"/>
+          <w:szCs w:val="16"/>
         </w:rPr>
         <w:t> tool from the </w:t>
       </w:r>
@@ -759,8 +759,8 @@
             <w:rStyle w:val="Hyperlink"/>
             <w:rFonts w:asciiTheme="minorHAnsi" w:eastAsiaTheme="majorEastAsia" w:hAnsiTheme="minorHAnsi" w:cs="Arial"/>
             <w:color w:val="1558D6"/>
-            <w:sz w:val="20"/>
-            <w:szCs w:val="20"/>
+            <w:sz w:val="16"/>
+            <w:szCs w:val="16"/>
           </w:rPr>
           <w:t>Bio-Formats</w:t>
         </w:r>
@@ -770,8 +770,8 @@
           <w:rStyle w:val="t286pc"/>
           <w:rFonts w:asciiTheme="minorHAnsi" w:eastAsiaTheme="majorEastAsia" w:hAnsiTheme="minorHAnsi" w:cs="Arial"/>
           <w:color w:val="0A0A0A"/>
-          <w:sz w:val="20"/>
-          <w:szCs w:val="20"/>
+          <w:sz w:val="16"/>
+          <w:szCs w:val="16"/>
         </w:rPr>
         <w:t> command line interface can convert large datasets without opening the Fiji GUI.</w:t>
       </w:r>
@@ -779,8 +779,8 @@
     <w:p>
       <w:pPr>
         <w:rPr>
-          <w:sz w:val="20"/>
-          <w:szCs w:val="20"/>
+          <w:sz w:val="16"/>
+          <w:szCs w:val="16"/>
         </w:rPr>
       </w:pPr>
     </w:p>
@@ -788,37 +788,37 @@
       <w:pPr>
         <w:shd w:val="clear" w:color="auto" w:fill="C1E4F5" w:themeFill="accent1" w:themeFillTint="33"/>
         <w:rPr>
-          <w:sz w:val="20"/>
-          <w:szCs w:val="20"/>
-        </w:rPr>
-      </w:pPr>
-      <w:r>
-        <w:rPr>
-          <w:sz w:val="20"/>
-          <w:szCs w:val="20"/>
+          <w:sz w:val="16"/>
+          <w:szCs w:val="16"/>
+        </w:rPr>
+      </w:pPr>
+      <w:r>
+        <w:rPr>
+          <w:sz w:val="16"/>
+          <w:szCs w:val="16"/>
         </w:rPr>
         <w:t xml:space="preserve">2. </w:t>
       </w:r>
       <w:r>
         <w:rPr>
-          <w:sz w:val="20"/>
-          <w:szCs w:val="20"/>
+          <w:sz w:val="16"/>
+          <w:szCs w:val="16"/>
         </w:rPr>
         <w:t>Fiji macro code (</w:t>
       </w:r>
       <w:proofErr w:type="spellStart"/>
       <w:r>
         <w:rPr>
-          <w:sz w:val="20"/>
-          <w:szCs w:val="20"/>
+          <w:sz w:val="16"/>
+          <w:szCs w:val="16"/>
         </w:rPr>
         <w:t>javascript</w:t>
       </w:r>
       <w:proofErr w:type="spellEnd"/>
       <w:r>
         <w:rPr>
-          <w:sz w:val="20"/>
-          <w:szCs w:val="20"/>
+          <w:sz w:val="16"/>
+          <w:szCs w:val="16"/>
         </w:rPr>
         <w:t>):</w:t>
       </w:r>
@@ -849,8 +849,8 @@
           <w:iCs/>
           <w:color w:val="80868B"/>
           <w:kern w:val="0"/>
-          <w:sz w:val="20"/>
-          <w:szCs w:val="20"/>
+          <w:sz w:val="16"/>
+          <w:szCs w:val="16"/>
           <w:lang w:eastAsia="en-GB"/>
           <w14:ligatures w14:val="none"/>
         </w:rPr>
@@ -877,76 +877,168 @@
           <w:tab w:val="left" w:pos="14656"/>
         </w:tabs>
         <w:rPr>
-          <w:rFonts w:ascii="Arial" w:eastAsia="Times New Roman" w:hAnsi="Arial" w:cs="Arial"/>
-          <w:color w:val="0A0A0A"/>
-          <w:kern w:val="0"/>
-          <w:sz w:val="20"/>
-          <w:szCs w:val="20"/>
-          <w:lang w:eastAsia="en-GB"/>
-          <w14:ligatures w14:val="none"/>
-        </w:rPr>
-      </w:pPr>
-      <w:r>
-        <w:rPr>
-          <w:rFonts w:ascii="Arial" w:eastAsia="Times New Roman" w:hAnsi="Arial" w:cs="Arial"/>
-          <w:color w:val="0A0A0A"/>
-          <w:kern w:val="0"/>
-          <w:sz w:val="20"/>
-          <w:szCs w:val="20"/>
-          <w:lang w:eastAsia="en-GB"/>
-          <w14:ligatures w14:val="none"/>
-        </w:rPr>
-        <w:t xml:space="preserve">Copy </w:t>
-      </w:r>
-      <w:r>
-        <w:rPr>
-          <w:rFonts w:ascii="Arial" w:eastAsia="Times New Roman" w:hAnsi="Arial" w:cs="Arial"/>
-          <w:color w:val="0A0A0A"/>
-          <w:kern w:val="0"/>
-          <w:sz w:val="20"/>
-          <w:szCs w:val="20"/>
-          <w:lang w:eastAsia="en-GB"/>
-          <w14:ligatures w14:val="none"/>
-        </w:rPr>
-        <w:t>the below</w:t>
-      </w:r>
-      <w:r>
-        <w:rPr>
-          <w:rFonts w:ascii="Arial" w:eastAsia="Times New Roman" w:hAnsi="Arial" w:cs="Arial"/>
-          <w:color w:val="0A0A0A"/>
-          <w:kern w:val="0"/>
-          <w:sz w:val="20"/>
-          <w:szCs w:val="20"/>
-          <w:lang w:eastAsia="en-GB"/>
-          <w14:ligatures w14:val="none"/>
-        </w:rPr>
-        <w:t xml:space="preserve"> code into a new script window in Fiji (</w:t>
-      </w:r>
-      <w:r>
-        <w:rPr>
-          <w:rFonts w:ascii="Arial" w:eastAsia="Times New Roman" w:hAnsi="Arial" w:cs="Arial"/>
+          <w:rFonts w:eastAsia="Times New Roman" w:cs="Courier New"/>
+          <w:i/>
+          <w:iCs/>
+          <w:color w:val="80868B"/>
+          <w:kern w:val="0"/>
+          <w:sz w:val="16"/>
+          <w:szCs w:val="16"/>
+          <w:lang w:eastAsia="en-GB"/>
+          <w14:ligatures w14:val="none"/>
+        </w:rPr>
+      </w:pPr>
+      <w:r>
+        <w:rPr>
+          <w:sz w:val="16"/>
+          <w:szCs w:val="16"/>
+        </w:rPr>
+        <w:t xml:space="preserve">Save the file </w:t>
+      </w:r>
+      <w:proofErr w:type="spellStart"/>
+      <w:r>
+        <w:rPr>
+          <w:rFonts w:eastAsia="Times New Roman" w:cs="Arial"/>
           <w:b/>
           <w:bCs/>
           <w:color w:val="0A0A0A"/>
           <w:kern w:val="0"/>
-          <w:sz w:val="20"/>
-          <w:szCs w:val="20"/>
-          <w:lang w:eastAsia="en-GB"/>
-          <w14:ligatures w14:val="none"/>
-        </w:rPr>
-        <w:t>Plugins &gt; New &gt; Macro</w:t>
-      </w:r>
-      <w:r>
-        <w:rPr>
-          <w:rFonts w:ascii="Arial" w:eastAsia="Times New Roman" w:hAnsi="Arial" w:cs="Arial"/>
-          <w:color w:val="0A0A0A"/>
-          <w:kern w:val="0"/>
-          <w:sz w:val="20"/>
-          <w:szCs w:val="20"/>
-          <w:lang w:eastAsia="en-GB"/>
-          <w14:ligatures w14:val="none"/>
-        </w:rPr>
-        <w:t>):</w:t>
+          <w:sz w:val="16"/>
+          <w:szCs w:val="16"/>
+          <w:lang w:eastAsia="en-GB"/>
+          <w14:ligatures w14:val="none"/>
+        </w:rPr>
+        <w:t>lif</w:t>
+      </w:r>
+      <w:proofErr w:type="spellEnd"/>
+      <w:r>
+        <w:rPr>
+          <w:rFonts w:eastAsia="Times New Roman" w:cs="Arial"/>
+          <w:b/>
+          <w:bCs/>
+          <w:color w:val="0A0A0A"/>
+          <w:kern w:val="0"/>
+          <w:sz w:val="16"/>
+          <w:szCs w:val="16"/>
+          <w:lang w:eastAsia="en-GB"/>
+          <w14:ligatures w14:val="none"/>
+        </w:rPr>
+        <w:t>-to-</w:t>
+      </w:r>
+      <w:proofErr w:type="spellStart"/>
+      <w:r>
+        <w:rPr>
+          <w:rFonts w:eastAsia="Times New Roman" w:cs="Arial"/>
+          <w:b/>
+          <w:bCs/>
+          <w:color w:val="0A0A0A"/>
+          <w:kern w:val="0"/>
+          <w:sz w:val="16"/>
+          <w:szCs w:val="16"/>
+          <w:lang w:eastAsia="en-GB"/>
+          <w14:ligatures w14:val="none"/>
+        </w:rPr>
+        <w:t>tiff.jim.jim</w:t>
+      </w:r>
+      <w:proofErr w:type="spellEnd"/>
+      <w:r>
+        <w:rPr>
+          <w:sz w:val="16"/>
+          <w:szCs w:val="16"/>
+        </w:rPr>
+        <w:t xml:space="preserve"> to your machine and in Fiji &gt; </w:t>
+      </w:r>
+      <w:r>
+        <w:rPr>
+          <w:rFonts w:eastAsia="Times New Roman" w:cs="Arial"/>
+          <w:b/>
+          <w:bCs/>
+          <w:color w:val="0A0A0A"/>
+          <w:kern w:val="0"/>
+          <w:sz w:val="16"/>
+          <w:szCs w:val="16"/>
+          <w:lang w:eastAsia="en-GB"/>
+          <w14:ligatures w14:val="none"/>
+        </w:rPr>
+        <w:t>Plugins &gt;</w:t>
+      </w:r>
+      <w:r>
+        <w:rPr>
+          <w:rFonts w:eastAsia="Times New Roman" w:cs="Arial"/>
+          <w:b/>
+          <w:bCs/>
+          <w:color w:val="0A0A0A"/>
+          <w:kern w:val="0"/>
+          <w:sz w:val="16"/>
+          <w:szCs w:val="16"/>
+          <w:lang w:eastAsia="en-GB"/>
+          <w14:ligatures w14:val="none"/>
+        </w:rPr>
+        <w:t xml:space="preserve"> Run &gt; </w:t>
+      </w:r>
+      <w:r>
+        <w:rPr>
+          <w:rFonts w:eastAsia="Times New Roman" w:cs="Arial"/>
+          <w:color w:val="0A0A0A"/>
+          <w:kern w:val="0"/>
+          <w:sz w:val="16"/>
+          <w:szCs w:val="16"/>
+          <w:lang w:eastAsia="en-GB"/>
+          <w14:ligatures w14:val="none"/>
+        </w:rPr>
+        <w:t xml:space="preserve">&lt;Import the file </w:t>
+      </w:r>
+      <w:proofErr w:type="spellStart"/>
+      <w:r>
+        <w:rPr>
+          <w:rFonts w:eastAsia="Times New Roman" w:cs="Arial"/>
+          <w:color w:val="0A0A0A"/>
+          <w:kern w:val="0"/>
+          <w:sz w:val="16"/>
+          <w:szCs w:val="16"/>
+          <w:lang w:eastAsia="en-GB"/>
+          <w14:ligatures w14:val="none"/>
+        </w:rPr>
+        <w:t>lif</w:t>
+      </w:r>
+      <w:proofErr w:type="spellEnd"/>
+      <w:r>
+        <w:rPr>
+          <w:rFonts w:eastAsia="Times New Roman" w:cs="Arial"/>
+          <w:color w:val="0A0A0A"/>
+          <w:kern w:val="0"/>
+          <w:sz w:val="16"/>
+          <w:szCs w:val="16"/>
+          <w:lang w:eastAsia="en-GB"/>
+          <w14:ligatures w14:val="none"/>
+        </w:rPr>
+        <w:t>-to-</w:t>
+      </w:r>
+      <w:proofErr w:type="spellStart"/>
+      <w:r>
+        <w:rPr>
+          <w:rFonts w:eastAsia="Times New Roman" w:cs="Arial"/>
+          <w:color w:val="0A0A0A"/>
+          <w:kern w:val="0"/>
+          <w:sz w:val="16"/>
+          <w:szCs w:val="16"/>
+          <w:lang w:eastAsia="en-GB"/>
+          <w14:ligatures w14:val="none"/>
+        </w:rPr>
+        <w:t>tiff.jim.jim</w:t>
+      </w:r>
+      <w:proofErr w:type="spellEnd"/>
+      <w:r>
+        <w:rPr>
+          <w:rFonts w:eastAsia="Times New Roman" w:cs="Arial"/>
+          <w:color w:val="0A0A0A"/>
+          <w:kern w:val="0"/>
+          <w:sz w:val="16"/>
+          <w:szCs w:val="16"/>
+          <w:lang w:eastAsia="en-GB"/>
+          <w14:ligatures w14:val="none"/>
+        </w:rPr>
+        <w:t>&gt;</w:t>
       </w:r>
     </w:p>
     <w:p>
@@ -970,19 +1062,34 @@
           <w:tab w:val="left" w:pos="14656"/>
         </w:tabs>
         <w:rPr>
-          <w:rFonts w:ascii="Courier New" w:eastAsia="Times New Roman" w:hAnsi="Courier New" w:cs="Courier New"/>
+          <w:rFonts w:eastAsia="Times New Roman" w:cs="Courier New"/>
+          <w:i/>
+          <w:iCs/>
           <w:color w:val="80868B"/>
           <w:kern w:val="0"/>
-          <w:sz w:val="20"/>
-          <w:szCs w:val="20"/>
-          <w:lang w:eastAsia="en-GB"/>
-          <w14:ligatures w14:val="none"/>
-        </w:rPr>
-      </w:pPr>
+          <w:sz w:val="16"/>
+          <w:szCs w:val="16"/>
+          <w:lang w:eastAsia="en-GB"/>
+          <w14:ligatures w14:val="none"/>
+        </w:rPr>
+      </w:pPr>
+      <w:r>
+        <w:rPr>
+          <w:rFonts w:eastAsia="Times New Roman" w:cs="Courier New"/>
+          <w:i/>
+          <w:iCs/>
+          <w:color w:val="80868B"/>
+          <w:kern w:val="0"/>
+          <w:sz w:val="16"/>
+          <w:szCs w:val="16"/>
+          <w:lang w:eastAsia="en-GB"/>
+          <w14:ligatures w14:val="none"/>
+        </w:rPr>
+        <w:t xml:space="preserve">Or </w:t>
+      </w:r>
     </w:p>
     <w:p>
       <w:pPr>
-        <w:shd w:val="clear" w:color="auto" w:fill="F0F2F5"/>
         <w:tabs>
           <w:tab w:val="left" w:pos="916"/>
           <w:tab w:val="left" w:pos="1832"/>
@@ -1002,79 +1109,167 @@
           <w:tab w:val="left" w:pos="14656"/>
         </w:tabs>
         <w:rPr>
-          <w:rFonts w:ascii="Courier New" w:eastAsia="Times New Roman" w:hAnsi="Courier New" w:cs="Courier New"/>
-          <w:color w:val="0A0A0A"/>
-          <w:kern w:val="0"/>
-          <w:sz w:val="20"/>
-          <w:szCs w:val="20"/>
-          <w:lang w:eastAsia="en-GB"/>
-          <w14:ligatures w14:val="none"/>
-        </w:rPr>
-      </w:pPr>
-      <w:r>
-        <w:rPr>
-          <w:rFonts w:ascii="Courier New" w:eastAsia="Times New Roman" w:hAnsi="Courier New" w:cs="Courier New"/>
-          <w:i/>
-          <w:iCs/>
-          <w:color w:val="80868B"/>
-          <w:kern w:val="0"/>
-          <w:sz w:val="20"/>
-          <w:szCs w:val="20"/>
-          <w:lang w:eastAsia="en-GB"/>
-          <w14:ligatures w14:val="none"/>
-        </w:rPr>
-        <w:t>// This macro batch converts .</w:t>
-      </w:r>
-      <w:proofErr w:type="spellStart"/>
-      <w:r>
-        <w:rPr>
-          <w:rFonts w:ascii="Courier New" w:eastAsia="Times New Roman" w:hAnsi="Courier New" w:cs="Courier New"/>
-          <w:i/>
-          <w:iCs/>
-          <w:color w:val="80868B"/>
-          <w:kern w:val="0"/>
-          <w:sz w:val="20"/>
-          <w:szCs w:val="20"/>
-          <w:lang w:eastAsia="en-GB"/>
-          <w14:ligatures w14:val="none"/>
-        </w:rPr>
-        <w:t>lif</w:t>
-      </w:r>
-      <w:proofErr w:type="spellEnd"/>
-      <w:r>
-        <w:rPr>
-          <w:rFonts w:ascii="Courier New" w:eastAsia="Times New Roman" w:hAnsi="Courier New" w:cs="Courier New"/>
-          <w:i/>
-          <w:iCs/>
-          <w:color w:val="80868B"/>
-          <w:kern w:val="0"/>
-          <w:sz w:val="20"/>
-          <w:szCs w:val="20"/>
-          <w:lang w:eastAsia="en-GB"/>
-          <w14:ligatures w14:val="none"/>
-        </w:rPr>
-        <w:t xml:space="preserve"> files in a folder to .</w:t>
-      </w:r>
-      <w:proofErr w:type="spellStart"/>
-      <w:r>
-        <w:rPr>
-          <w:rFonts w:ascii="Courier New" w:eastAsia="Times New Roman" w:hAnsi="Courier New" w:cs="Courier New"/>
-          <w:i/>
-          <w:iCs/>
-          <w:color w:val="80868B"/>
-          <w:kern w:val="0"/>
-          <w:sz w:val="20"/>
-          <w:szCs w:val="20"/>
-          <w:lang w:eastAsia="en-GB"/>
-          <w14:ligatures w14:val="none"/>
-        </w:rPr>
-        <w:t>tif</w:t>
-      </w:r>
-      <w:proofErr w:type="spellEnd"/>
+          <w:rFonts w:ascii="Arial" w:eastAsia="Times New Roman" w:hAnsi="Arial" w:cs="Arial"/>
+          <w:color w:val="0A0A0A"/>
+          <w:kern w:val="0"/>
+          <w:sz w:val="16"/>
+          <w:szCs w:val="16"/>
+          <w:lang w:eastAsia="en-GB"/>
+          <w14:ligatures w14:val="none"/>
+        </w:rPr>
+      </w:pPr>
+      <w:r>
+        <w:rPr>
+          <w:rFonts w:eastAsia="Times New Roman" w:cs="Arial"/>
+          <w:color w:val="0A0A0A"/>
+          <w:kern w:val="0"/>
+          <w:sz w:val="16"/>
+          <w:szCs w:val="16"/>
+          <w:lang w:eastAsia="en-GB"/>
+          <w14:ligatures w14:val="none"/>
+        </w:rPr>
+        <w:t xml:space="preserve">Copy </w:t>
+      </w:r>
+      <w:r>
+        <w:rPr>
+          <w:rFonts w:eastAsia="Times New Roman" w:cs="Arial"/>
+          <w:color w:val="0A0A0A"/>
+          <w:kern w:val="0"/>
+          <w:sz w:val="16"/>
+          <w:szCs w:val="16"/>
+          <w:lang w:eastAsia="en-GB"/>
+          <w14:ligatures w14:val="none"/>
+        </w:rPr>
+        <w:t>the</w:t>
+      </w:r>
+      <w:r>
+        <w:rPr>
+          <w:rFonts w:ascii="Arial" w:eastAsia="Times New Roman" w:hAnsi="Arial" w:cs="Arial"/>
+          <w:color w:val="0A0A0A"/>
+          <w:kern w:val="0"/>
+          <w:sz w:val="16"/>
+          <w:szCs w:val="16"/>
+          <w:lang w:eastAsia="en-GB"/>
+          <w14:ligatures w14:val="none"/>
+        </w:rPr>
+        <w:t xml:space="preserve"> </w:t>
+      </w:r>
+      <w:r>
+        <w:rPr>
+          <w:rFonts w:ascii="Arial" w:eastAsia="Times New Roman" w:hAnsi="Arial" w:cs="Arial"/>
+          <w:color w:val="0A0A0A"/>
+          <w:kern w:val="0"/>
+          <w:sz w:val="16"/>
+          <w:szCs w:val="16"/>
+          <w:lang w:eastAsia="en-GB"/>
+          <w14:ligatures w14:val="none"/>
+        </w:rPr>
+        <w:t>code</w:t>
+      </w:r>
+      <w:r>
+        <w:rPr>
+          <w:rFonts w:ascii="Arial" w:eastAsia="Times New Roman" w:hAnsi="Arial" w:cs="Arial"/>
+          <w:color w:val="0A0A0A"/>
+          <w:kern w:val="0"/>
+          <w:sz w:val="16"/>
+          <w:szCs w:val="16"/>
+          <w:lang w:eastAsia="en-GB"/>
+          <w14:ligatures w14:val="none"/>
+        </w:rPr>
+        <w:t xml:space="preserve"> from the file: </w:t>
+      </w:r>
+      <w:hyperlink r:id="rId9" w:tooltip="lif-to-tiff.ijm.ijm" w:history="1">
+        <w:proofErr w:type="spellStart"/>
+        <w:r>
+          <w:rPr>
+            <w:rStyle w:val="Hyperlink"/>
+            <w:rFonts w:ascii="Segoe UI" w:hAnsi="Segoe UI" w:cs="Segoe UI"/>
+            <w:color w:val="1F2328"/>
+            <w:sz w:val="16"/>
+            <w:szCs w:val="16"/>
+            <w:shd w:val="clear" w:color="auto" w:fill="F6F8FA"/>
+          </w:rPr>
+          <w:t>lif</w:t>
+        </w:r>
+        <w:proofErr w:type="spellEnd"/>
+        <w:r>
+          <w:rPr>
+            <w:rStyle w:val="Hyperlink"/>
+            <w:rFonts w:ascii="Segoe UI" w:hAnsi="Segoe UI" w:cs="Segoe UI"/>
+            <w:color w:val="1F2328"/>
+            <w:sz w:val="16"/>
+            <w:szCs w:val="16"/>
+            <w:shd w:val="clear" w:color="auto" w:fill="F6F8FA"/>
+          </w:rPr>
+          <w:t>-to-</w:t>
+        </w:r>
+        <w:proofErr w:type="spellStart"/>
+        <w:r>
+          <w:rPr>
+            <w:rStyle w:val="Hyperlink"/>
+            <w:rFonts w:ascii="Segoe UI" w:hAnsi="Segoe UI" w:cs="Segoe UI"/>
+            <w:color w:val="1F2328"/>
+            <w:sz w:val="16"/>
+            <w:szCs w:val="16"/>
+            <w:shd w:val="clear" w:color="auto" w:fill="F6F8FA"/>
+          </w:rPr>
+          <w:t>tiff.ijm.ijm</w:t>
+        </w:r>
+        <w:proofErr w:type="spellEnd"/>
+      </w:hyperlink>
+      <w:r>
+        <w:rPr>
+          <w:rFonts w:ascii="Arial" w:eastAsia="Times New Roman" w:hAnsi="Arial" w:cs="Arial"/>
+          <w:color w:val="0A0A0A"/>
+          <w:kern w:val="0"/>
+          <w:sz w:val="16"/>
+          <w:szCs w:val="16"/>
+          <w:lang w:eastAsia="en-GB"/>
+          <w14:ligatures w14:val="none"/>
+        </w:rPr>
+        <w:t xml:space="preserve"> into a new script window in Fiji (</w:t>
+      </w:r>
+      <w:r>
+        <w:rPr>
+          <w:rFonts w:ascii="Arial" w:eastAsia="Times New Roman" w:hAnsi="Arial" w:cs="Arial"/>
+          <w:b/>
+          <w:bCs/>
+          <w:color w:val="0A0A0A"/>
+          <w:kern w:val="0"/>
+          <w:sz w:val="16"/>
+          <w:szCs w:val="16"/>
+          <w:lang w:eastAsia="en-GB"/>
+          <w14:ligatures w14:val="none"/>
+        </w:rPr>
+        <w:t>Plugins &gt; New &gt; Macro</w:t>
+      </w:r>
+      <w:r>
+        <w:rPr>
+          <w:rFonts w:ascii="Arial" w:eastAsia="Times New Roman" w:hAnsi="Arial" w:cs="Arial"/>
+          <w:color w:val="0A0A0A"/>
+          <w:kern w:val="0"/>
+          <w:sz w:val="16"/>
+          <w:szCs w:val="16"/>
+          <w:lang w:eastAsia="en-GB"/>
+          <w14:ligatures w14:val="none"/>
+        </w:rPr>
+        <w:t>)</w:t>
+      </w:r>
+      <w:r>
+        <w:rPr>
+          <w:rFonts w:ascii="Arial" w:eastAsia="Times New Roman" w:hAnsi="Arial" w:cs="Arial"/>
+          <w:color w:val="0A0A0A"/>
+          <w:kern w:val="0"/>
+          <w:sz w:val="16"/>
+          <w:szCs w:val="16"/>
+          <w:lang w:eastAsia="en-GB"/>
+          <w14:ligatures w14:val="none"/>
+        </w:rPr>
+        <w:t xml:space="preserve"> and Run</w:t>
+      </w:r>
     </w:p>
     <w:p>
       <w:pPr>
-        <w:shd w:val="clear" w:color="auto" w:fill="F0F2F5"/>
         <w:tabs>
           <w:tab w:val="left" w:pos="916"/>
           <w:tab w:val="left" w:pos="1832"/>
@@ -1094,39 +1289,23 @@
           <w:tab w:val="left" w:pos="14656"/>
         </w:tabs>
         <w:rPr>
-          <w:rFonts w:ascii="Courier New" w:eastAsia="Times New Roman" w:hAnsi="Courier New" w:cs="Courier New"/>
-          <w:color w:val="0A0A0A"/>
-          <w:kern w:val="0"/>
-          <w:sz w:val="20"/>
-          <w:szCs w:val="20"/>
-          <w:lang w:eastAsia="en-GB"/>
-          <w14:ligatures w14:val="none"/>
-        </w:rPr>
-      </w:pPr>
-      <w:r>
-        <w:rPr>
-          <w:rFonts w:ascii="Courier New" w:eastAsia="Times New Roman" w:hAnsi="Courier New" w:cs="Courier New"/>
-          <w:i/>
-          <w:iCs/>
-          <w:color w:val="80868B"/>
-          <w:kern w:val="0"/>
-          <w:sz w:val="20"/>
-          <w:szCs w:val="20"/>
-          <w:lang w:eastAsia="en-GB"/>
-          <w14:ligatures w14:val="none"/>
-        </w:rPr>
-        <w:t>// It preserves spatial scaling and metadata automatically.</w:t>
-      </w:r>
+          <w:rFonts w:ascii="Arial" w:eastAsia="Times New Roman" w:hAnsi="Arial" w:cs="Arial"/>
+          <w:color w:val="0A0A0A"/>
+          <w:kern w:val="0"/>
+          <w:sz w:val="16"/>
+          <w:szCs w:val="16"/>
+          <w:lang w:eastAsia="en-GB"/>
+          <w14:ligatures w14:val="none"/>
+        </w:rPr>
+      </w:pPr>
     </w:p>
     <w:p>
       <w:pPr>
-        <w:rPr>
-          <w:rFonts w:ascii="Times New Roman" w:eastAsia="Times New Roman" w:hAnsi="Times New Roman" w:cs="Times New Roman"/>
-          <w:kern w:val="0"/>
-          <w:sz w:val="20"/>
-          <w:szCs w:val="20"/>
-          <w:lang w:eastAsia="en-GB"/>
-          <w14:ligatures w14:val="none"/>
+        <w:pStyle w:val="HTMLPreformatted"/>
+        <w:shd w:val="clear" w:color="auto" w:fill="F0F2F5"/>
+        <w:rPr>
+          <w:sz w:val="16"/>
+          <w:szCs w:val="16"/>
         </w:rPr>
       </w:pPr>
     </w:p>
@@ -1135,90 +1314,30 @@
         <w:pStyle w:val="HTMLPreformatted"/>
         <w:shd w:val="clear" w:color="auto" w:fill="F0F2F5"/>
         <w:rPr>
+          <w:sz w:val="16"/>
+          <w:szCs w:val="16"/>
+        </w:rPr>
+      </w:pPr>
+      <w:r>
+        <w:rPr>
+          <w:sz w:val="16"/>
+          <w:szCs w:val="16"/>
+        </w:rPr>
+        <w:t xml:space="preserve">extra: </w:t>
+      </w:r>
+    </w:p>
+    <w:p>
+      <w:pPr>
+        <w:pStyle w:val="HTMLPreformatted"/>
+        <w:shd w:val="clear" w:color="auto" w:fill="F0F2F5"/>
+        <w:rPr>
           <w:rStyle w:val="undefined"/>
           <w:rFonts w:eastAsiaTheme="majorEastAsia"/>
           <w:color w:val="0A0A0A"/>
-        </w:rPr>
-      </w:pPr>
-      <w:r>
-        <w:rPr>
-          <w:rStyle w:val="undefined"/>
-          <w:rFonts w:eastAsiaTheme="majorEastAsia"/>
-          <w:color w:val="0A0A0A"/>
-        </w:rPr>
-        <w:t>run(</w:t>
-      </w:r>
-      <w:r>
-        <w:rPr>
-          <w:rStyle w:val="cs0cqb"/>
-          <w:rFonts w:eastAsiaTheme="majorEastAsia"/>
-          <w:color w:val="188038"/>
-        </w:rPr>
-        <w:t>"Bio-Formats Macro Extensions"</w:t>
-      </w:r>
-      <w:proofErr w:type="gramStart"/>
-      <w:r>
-        <w:rPr>
-          <w:rStyle w:val="undefined"/>
-          <w:rFonts w:eastAsiaTheme="majorEastAsia"/>
-          <w:color w:val="0A0A0A"/>
-        </w:rPr>
-        <w:t>);</w:t>
-      </w:r>
-      <w:proofErr w:type="gramEnd"/>
-      <w:r>
-        <w:rPr>
-          <w:rStyle w:val="undefined"/>
-          <w:rFonts w:eastAsiaTheme="majorEastAsia"/>
-          <w:color w:val="0A0A0A"/>
-        </w:rPr>
-        <w:t xml:space="preserve"> </w:t>
-      </w:r>
-    </w:p>
-    <w:p>
-      <w:pPr>
-        <w:pStyle w:val="HTMLPreformatted"/>
-        <w:shd w:val="clear" w:color="auto" w:fill="F0F2F5"/>
-        <w:rPr>
-          <w:rStyle w:val="undefined"/>
-          <w:rFonts w:eastAsiaTheme="majorEastAsia"/>
-          <w:color w:val="0A0A0A"/>
-        </w:rPr>
-      </w:pPr>
-      <w:proofErr w:type="spellStart"/>
-      <w:r>
-        <w:rPr>
-          <w:rStyle w:val="undefined"/>
-          <w:rFonts w:eastAsiaTheme="majorEastAsia"/>
-          <w:color w:val="0A0A0A"/>
-        </w:rPr>
-        <w:t>setBatchMode</w:t>
-      </w:r>
-      <w:proofErr w:type="spellEnd"/>
-      <w:r>
-        <w:rPr>
-          <w:rStyle w:val="undefined"/>
-          <w:rFonts w:eastAsiaTheme="majorEastAsia"/>
-          <w:color w:val="0A0A0A"/>
-        </w:rPr>
-        <w:t>(</w:t>
-      </w:r>
-      <w:r>
-        <w:rPr>
-          <w:rStyle w:val="mexsqb"/>
-          <w:rFonts w:eastAsiaTheme="majorEastAsia"/>
-          <w:color w:val="9334E6"/>
-        </w:rPr>
-        <w:t>true</w:t>
-      </w:r>
-      <w:r>
-        <w:rPr>
-          <w:rStyle w:val="undefined"/>
-          <w:rFonts w:eastAsiaTheme="majorEastAsia"/>
-          <w:color w:val="0A0A0A"/>
-        </w:rPr>
-        <w:t xml:space="preserve">); </w:t>
-      </w:r>
+          <w:sz w:val="16"/>
+          <w:szCs w:val="16"/>
+        </w:rPr>
+      </w:pPr>
       <w:r>
         <w:rPr>
           <w:rStyle w:val="cltqqc"/>
@@ -1226,758 +1345,10 @@
           <w:i/>
           <w:iCs/>
           <w:color w:val="80868B"/>
-        </w:rPr>
-        <w:t>// Runs in the background to save time</w:t>
-      </w:r>
-    </w:p>
-    <w:p>
-      <w:pPr>
-        <w:pStyle w:val="HTMLPreformatted"/>
-        <w:shd w:val="clear" w:color="auto" w:fill="F0F2F5"/>
-        <w:rPr>
-          <w:rStyle w:val="undefined"/>
-          <w:rFonts w:eastAsiaTheme="majorEastAsia"/>
-          <w:color w:val="0A0A0A"/>
-        </w:rPr>
-      </w:pPr>
-    </w:p>
-    <w:p>
-      <w:pPr>
-        <w:pStyle w:val="HTMLPreformatted"/>
-        <w:shd w:val="clear" w:color="auto" w:fill="F0F2F5"/>
-        <w:rPr>
-          <w:rStyle w:val="undefined"/>
-          <w:rFonts w:eastAsiaTheme="majorEastAsia"/>
-          <w:color w:val="0A0A0A"/>
-        </w:rPr>
-      </w:pPr>
-      <w:r>
-        <w:rPr>
-          <w:rStyle w:val="undefined"/>
-          <w:rFonts w:eastAsiaTheme="majorEastAsia"/>
-          <w:color w:val="0A0A0A"/>
-        </w:rPr>
-        <w:t xml:space="preserve">input = </w:t>
-      </w:r>
-      <w:proofErr w:type="spellStart"/>
-      <w:r>
-        <w:rPr>
-          <w:rStyle w:val="undefined"/>
-          <w:rFonts w:eastAsiaTheme="majorEastAsia"/>
-          <w:color w:val="0A0A0A"/>
-        </w:rPr>
-        <w:t>getDirectory</w:t>
-      </w:r>
-      <w:proofErr w:type="spellEnd"/>
-      <w:r>
-        <w:rPr>
-          <w:rStyle w:val="undefined"/>
-          <w:rFonts w:eastAsiaTheme="majorEastAsia"/>
-          <w:color w:val="0A0A0A"/>
-        </w:rPr>
-        <w:t>(</w:t>
-      </w:r>
-      <w:r>
-        <w:rPr>
-          <w:rStyle w:val="cs0cqb"/>
-          <w:rFonts w:eastAsiaTheme="majorEastAsia"/>
-          <w:color w:val="188038"/>
-        </w:rPr>
-        <w:t>"</w:t>
-      </w:r>
-      <w:r>
-        <w:rPr>
-          <w:rStyle w:val="cs0cqb"/>
-          <w:rFonts w:eastAsiaTheme="majorEastAsia"/>
-          <w:color w:val="188038"/>
-        </w:rPr>
-        <w:t>folder location containing</w:t>
-      </w:r>
-      <w:r>
-        <w:rPr>
-          <w:rStyle w:val="cs0cqb"/>
-          <w:rFonts w:eastAsiaTheme="majorEastAsia"/>
-          <w:color w:val="188038"/>
-        </w:rPr>
-        <w:t xml:space="preserve"> .</w:t>
-      </w:r>
-      <w:proofErr w:type="spellStart"/>
-      <w:r>
-        <w:rPr>
-          <w:rStyle w:val="cs0cqb"/>
-          <w:rFonts w:eastAsiaTheme="majorEastAsia"/>
-          <w:color w:val="188038"/>
-        </w:rPr>
-        <w:t>lif</w:t>
-      </w:r>
-      <w:proofErr w:type="spellEnd"/>
-      <w:r>
-        <w:rPr>
-          <w:rStyle w:val="cs0cqb"/>
-          <w:rFonts w:eastAsiaTheme="majorEastAsia"/>
-          <w:color w:val="188038"/>
-        </w:rPr>
-        <w:t xml:space="preserve"> files"</w:t>
-      </w:r>
-      <w:proofErr w:type="gramStart"/>
-      <w:r>
-        <w:rPr>
-          <w:rStyle w:val="undefined"/>
-          <w:rFonts w:eastAsiaTheme="majorEastAsia"/>
-          <w:color w:val="0A0A0A"/>
-        </w:rPr>
-        <w:t>);</w:t>
-      </w:r>
-      <w:proofErr w:type="gramEnd"/>
-    </w:p>
-    <w:p>
-      <w:pPr>
-        <w:pStyle w:val="HTMLPreformatted"/>
-        <w:shd w:val="clear" w:color="auto" w:fill="F0F2F5"/>
-        <w:rPr>
-          <w:rStyle w:val="undefined"/>
-          <w:rFonts w:eastAsiaTheme="majorEastAsia"/>
-          <w:color w:val="0A0A0A"/>
-        </w:rPr>
-      </w:pPr>
-      <w:r>
-        <w:rPr>
-          <w:rStyle w:val="undefined"/>
-          <w:rFonts w:eastAsiaTheme="majorEastAsia"/>
-          <w:color w:val="0A0A0A"/>
-        </w:rPr>
-        <w:t xml:space="preserve">output = </w:t>
-      </w:r>
-      <w:proofErr w:type="spellStart"/>
-      <w:r>
-        <w:rPr>
-          <w:rStyle w:val="undefined"/>
-          <w:rFonts w:eastAsiaTheme="majorEastAsia"/>
-          <w:color w:val="0A0A0A"/>
-        </w:rPr>
-        <w:t>getDirectory</w:t>
-      </w:r>
-      <w:proofErr w:type="spellEnd"/>
-      <w:r>
-        <w:rPr>
-          <w:rStyle w:val="undefined"/>
-          <w:rFonts w:eastAsiaTheme="majorEastAsia"/>
-          <w:color w:val="0A0A0A"/>
-        </w:rPr>
-        <w:t>(</w:t>
-      </w:r>
-      <w:r>
-        <w:rPr>
-          <w:rStyle w:val="cs0cqb"/>
-          <w:rFonts w:eastAsiaTheme="majorEastAsia"/>
-          <w:color w:val="188038"/>
-        </w:rPr>
-        <w:t xml:space="preserve">"destination folder </w:t>
-      </w:r>
-      <w:r>
-        <w:rPr>
-          <w:rStyle w:val="cs0cqb"/>
-          <w:rFonts w:eastAsiaTheme="majorEastAsia"/>
-          <w:color w:val="188038"/>
-        </w:rPr>
-        <w:t>to store</w:t>
-      </w:r>
-      <w:r>
-        <w:rPr>
-          <w:rStyle w:val="cs0cqb"/>
-          <w:rFonts w:eastAsiaTheme="majorEastAsia"/>
-          <w:color w:val="188038"/>
-        </w:rPr>
-        <w:t xml:space="preserve"> .tiff"</w:t>
-      </w:r>
-      <w:proofErr w:type="gramStart"/>
-      <w:r>
-        <w:rPr>
-          <w:rStyle w:val="undefined"/>
-          <w:rFonts w:eastAsiaTheme="majorEastAsia"/>
-          <w:color w:val="0A0A0A"/>
-        </w:rPr>
-        <w:t>);</w:t>
-      </w:r>
-      <w:proofErr w:type="gramEnd"/>
-    </w:p>
-    <w:p>
-      <w:pPr>
-        <w:pStyle w:val="HTMLPreformatted"/>
-        <w:shd w:val="clear" w:color="auto" w:fill="F0F2F5"/>
-        <w:rPr>
-          <w:rStyle w:val="undefined"/>
-          <w:rFonts w:eastAsiaTheme="majorEastAsia"/>
-          <w:color w:val="0A0A0A"/>
-        </w:rPr>
-      </w:pPr>
-    </w:p>
-    <w:p>
-      <w:pPr>
-        <w:pStyle w:val="HTMLPreformatted"/>
-        <w:shd w:val="clear" w:color="auto" w:fill="F0F2F5"/>
-        <w:rPr>
-          <w:rStyle w:val="undefined"/>
-          <w:rFonts w:eastAsiaTheme="majorEastAsia"/>
-          <w:color w:val="0A0A0A"/>
-        </w:rPr>
-      </w:pPr>
-      <w:r>
-        <w:rPr>
-          <w:rStyle w:val="undefined"/>
-          <w:rFonts w:eastAsiaTheme="majorEastAsia"/>
-          <w:color w:val="0A0A0A"/>
-        </w:rPr>
-        <w:t xml:space="preserve">list = </w:t>
-      </w:r>
-      <w:proofErr w:type="spellStart"/>
-      <w:r>
-        <w:rPr>
-          <w:rStyle w:val="undefined"/>
-          <w:rFonts w:eastAsiaTheme="majorEastAsia"/>
-          <w:color w:val="0A0A0A"/>
-        </w:rPr>
-        <w:t>getFileList</w:t>
-      </w:r>
-      <w:proofErr w:type="spellEnd"/>
-      <w:r>
-        <w:rPr>
-          <w:rStyle w:val="undefined"/>
-          <w:rFonts w:eastAsiaTheme="majorEastAsia"/>
-          <w:color w:val="0A0A0A"/>
-        </w:rPr>
-        <w:t>(input</w:t>
-      </w:r>
-      <w:proofErr w:type="gramStart"/>
-      <w:r>
-        <w:rPr>
-          <w:rStyle w:val="undefined"/>
-          <w:rFonts w:eastAsiaTheme="majorEastAsia"/>
-          <w:color w:val="0A0A0A"/>
-        </w:rPr>
-        <w:t>);</w:t>
-      </w:r>
-      <w:proofErr w:type="gramEnd"/>
-    </w:p>
-    <w:p>
-      <w:pPr>
-        <w:pStyle w:val="HTMLPreformatted"/>
-        <w:shd w:val="clear" w:color="auto" w:fill="F0F2F5"/>
-        <w:rPr>
-          <w:rStyle w:val="undefined"/>
-          <w:rFonts w:eastAsiaTheme="majorEastAsia"/>
-          <w:color w:val="0A0A0A"/>
-        </w:rPr>
-      </w:pPr>
-    </w:p>
-    <w:p>
-      <w:pPr>
-        <w:pStyle w:val="HTMLPreformatted"/>
-        <w:shd w:val="clear" w:color="auto" w:fill="F0F2F5"/>
-        <w:rPr>
-          <w:rStyle w:val="undefined"/>
-          <w:rFonts w:eastAsiaTheme="majorEastAsia"/>
-          <w:color w:val="0A0A0A"/>
-        </w:rPr>
-      </w:pPr>
-      <w:r>
-        <w:rPr>
-          <w:rStyle w:val="mexsqb"/>
-          <w:rFonts w:eastAsiaTheme="majorEastAsia"/>
-          <w:color w:val="9334E6"/>
-        </w:rPr>
-        <w:t>for</w:t>
-      </w:r>
-      <w:r>
-        <w:rPr>
-          <w:rStyle w:val="undefined"/>
-          <w:rFonts w:eastAsiaTheme="majorEastAsia"/>
-          <w:color w:val="0A0A0A"/>
-        </w:rPr>
-        <w:t xml:space="preserve"> (</w:t>
-      </w:r>
-      <w:proofErr w:type="spellStart"/>
-      <w:r>
-        <w:rPr>
-          <w:rStyle w:val="undefined"/>
-          <w:rFonts w:eastAsiaTheme="majorEastAsia"/>
-          <w:color w:val="0A0A0A"/>
-        </w:rPr>
-        <w:t>i</w:t>
-      </w:r>
-      <w:proofErr w:type="spellEnd"/>
-      <w:r>
-        <w:rPr>
-          <w:rStyle w:val="undefined"/>
-          <w:rFonts w:eastAsiaTheme="majorEastAsia"/>
-          <w:color w:val="0A0A0A"/>
-        </w:rPr>
-        <w:t xml:space="preserve"> = </w:t>
-      </w:r>
-      <w:r>
-        <w:rPr>
-          <w:rStyle w:val="tnfccf"/>
-          <w:rFonts w:eastAsiaTheme="majorEastAsia"/>
-          <w:color w:val="B45908"/>
-        </w:rPr>
-        <w:t>0</w:t>
-      </w:r>
-      <w:r>
-        <w:rPr>
-          <w:rStyle w:val="undefined"/>
-          <w:rFonts w:eastAsiaTheme="majorEastAsia"/>
-          <w:color w:val="0A0A0A"/>
-        </w:rPr>
-        <w:t xml:space="preserve">; </w:t>
-      </w:r>
-      <w:proofErr w:type="spellStart"/>
-      <w:r>
-        <w:rPr>
-          <w:rStyle w:val="undefined"/>
-          <w:rFonts w:eastAsiaTheme="majorEastAsia"/>
-          <w:color w:val="0A0A0A"/>
-        </w:rPr>
-        <w:t>i</w:t>
-      </w:r>
-      <w:proofErr w:type="spellEnd"/>
-      <w:r>
-        <w:rPr>
-          <w:rStyle w:val="undefined"/>
-          <w:rFonts w:eastAsiaTheme="majorEastAsia"/>
-          <w:color w:val="0A0A0A"/>
-        </w:rPr>
-        <w:t xml:space="preserve"> &lt; </w:t>
-      </w:r>
-      <w:proofErr w:type="spellStart"/>
-      <w:r>
-        <w:rPr>
-          <w:rStyle w:val="undefined"/>
-          <w:rFonts w:eastAsiaTheme="majorEastAsia"/>
-          <w:color w:val="0A0A0A"/>
-        </w:rPr>
-        <w:t>list.length</w:t>
-      </w:r>
-      <w:proofErr w:type="spellEnd"/>
-      <w:r>
-        <w:rPr>
-          <w:rStyle w:val="undefined"/>
-          <w:rFonts w:eastAsiaTheme="majorEastAsia"/>
-          <w:color w:val="0A0A0A"/>
-        </w:rPr>
-        <w:t xml:space="preserve">; </w:t>
-      </w:r>
-      <w:proofErr w:type="spellStart"/>
-      <w:r>
-        <w:rPr>
-          <w:rStyle w:val="undefined"/>
-          <w:rFonts w:eastAsiaTheme="majorEastAsia"/>
-          <w:color w:val="0A0A0A"/>
-        </w:rPr>
-        <w:t>i</w:t>
-      </w:r>
-      <w:proofErr w:type="spellEnd"/>
-      <w:r>
-        <w:rPr>
-          <w:rStyle w:val="undefined"/>
-          <w:rFonts w:eastAsiaTheme="majorEastAsia"/>
-          <w:color w:val="0A0A0A"/>
-        </w:rPr>
-        <w:t>++) {</w:t>
-      </w:r>
-    </w:p>
-    <w:p>
-      <w:pPr>
-        <w:pStyle w:val="HTMLPreformatted"/>
-        <w:shd w:val="clear" w:color="auto" w:fill="F0F2F5"/>
-        <w:rPr>
-          <w:rStyle w:val="undefined"/>
-          <w:rFonts w:eastAsiaTheme="majorEastAsia"/>
-          <w:color w:val="0A0A0A"/>
-        </w:rPr>
-      </w:pPr>
-      <w:r>
-        <w:rPr>
-          <w:rStyle w:val="undefined"/>
-          <w:rFonts w:eastAsiaTheme="majorEastAsia"/>
-          <w:color w:val="0A0A0A"/>
-        </w:rPr>
-        <w:t xml:space="preserve">    </w:t>
-      </w:r>
-      <w:r>
-        <w:rPr>
-          <w:rStyle w:val="mexsqb"/>
-          <w:rFonts w:eastAsiaTheme="majorEastAsia"/>
-          <w:color w:val="9334E6"/>
-        </w:rPr>
-        <w:t>if</w:t>
-      </w:r>
-      <w:r>
-        <w:rPr>
-          <w:rStyle w:val="undefined"/>
-          <w:rFonts w:eastAsiaTheme="majorEastAsia"/>
-          <w:color w:val="0A0A0A"/>
-        </w:rPr>
-        <w:t xml:space="preserve"> (</w:t>
-      </w:r>
-      <w:proofErr w:type="spellStart"/>
-      <w:r>
-        <w:rPr>
-          <w:rStyle w:val="undefined"/>
-          <w:rFonts w:eastAsiaTheme="majorEastAsia"/>
-          <w:color w:val="0A0A0A"/>
-        </w:rPr>
-        <w:t>endsWith</w:t>
-      </w:r>
-      <w:proofErr w:type="spellEnd"/>
-      <w:r>
-        <w:rPr>
-          <w:rStyle w:val="undefined"/>
-          <w:rFonts w:eastAsiaTheme="majorEastAsia"/>
-          <w:color w:val="0A0A0A"/>
-        </w:rPr>
-        <w:t>(list[</w:t>
-      </w:r>
-      <w:proofErr w:type="spellStart"/>
-      <w:r>
-        <w:rPr>
-          <w:rStyle w:val="undefined"/>
-          <w:rFonts w:eastAsiaTheme="majorEastAsia"/>
-          <w:color w:val="0A0A0A"/>
-        </w:rPr>
-        <w:t>i</w:t>
-      </w:r>
-      <w:proofErr w:type="spellEnd"/>
-      <w:r>
-        <w:rPr>
-          <w:rStyle w:val="undefined"/>
-          <w:rFonts w:eastAsiaTheme="majorEastAsia"/>
-          <w:color w:val="0A0A0A"/>
-        </w:rPr>
-        <w:t xml:space="preserve">], </w:t>
-      </w:r>
-      <w:r>
-        <w:rPr>
-          <w:rStyle w:val="cs0cqb"/>
-          <w:rFonts w:eastAsiaTheme="majorEastAsia"/>
-          <w:color w:val="188038"/>
-        </w:rPr>
-        <w:t>".</w:t>
-      </w:r>
-      <w:proofErr w:type="spellStart"/>
-      <w:r>
-        <w:rPr>
-          <w:rStyle w:val="cs0cqb"/>
-          <w:rFonts w:eastAsiaTheme="majorEastAsia"/>
-          <w:color w:val="188038"/>
-        </w:rPr>
-        <w:t>lif</w:t>
-      </w:r>
-      <w:proofErr w:type="spellEnd"/>
-      <w:r>
-        <w:rPr>
-          <w:rStyle w:val="cs0cqb"/>
-          <w:rFonts w:eastAsiaTheme="majorEastAsia"/>
-          <w:color w:val="188038"/>
-        </w:rPr>
-        <w:t>"</w:t>
-      </w:r>
-      <w:r>
-        <w:rPr>
-          <w:rStyle w:val="undefined"/>
-          <w:rFonts w:eastAsiaTheme="majorEastAsia"/>
-          <w:color w:val="0A0A0A"/>
-        </w:rPr>
-        <w:t>)) {</w:t>
-      </w:r>
-    </w:p>
-    <w:p>
-      <w:pPr>
-        <w:pStyle w:val="HTMLPreformatted"/>
-        <w:shd w:val="clear" w:color="auto" w:fill="F0F2F5"/>
-        <w:rPr>
-          <w:rStyle w:val="undefined"/>
-          <w:rFonts w:eastAsiaTheme="majorEastAsia"/>
-          <w:color w:val="0A0A0A"/>
-        </w:rPr>
-      </w:pPr>
-      <w:r>
-        <w:rPr>
-          <w:rStyle w:val="undefined"/>
-          <w:rFonts w:eastAsiaTheme="majorEastAsia"/>
-          <w:color w:val="0A0A0A"/>
-        </w:rPr>
-        <w:t xml:space="preserve">        </w:t>
-      </w:r>
-      <w:proofErr w:type="spellStart"/>
-      <w:r>
-        <w:rPr>
-          <w:rStyle w:val="undefined"/>
-          <w:rFonts w:eastAsiaTheme="majorEastAsia"/>
-          <w:color w:val="0A0A0A"/>
-        </w:rPr>
-        <w:t>processFile</w:t>
-      </w:r>
-      <w:proofErr w:type="spellEnd"/>
-      <w:r>
-        <w:rPr>
-          <w:rStyle w:val="undefined"/>
-          <w:rFonts w:eastAsiaTheme="majorEastAsia"/>
-          <w:color w:val="0A0A0A"/>
-        </w:rPr>
-        <w:t>(input, output, list[</w:t>
-      </w:r>
-      <w:proofErr w:type="spellStart"/>
-      <w:r>
-        <w:rPr>
-          <w:rStyle w:val="undefined"/>
-          <w:rFonts w:eastAsiaTheme="majorEastAsia"/>
-          <w:color w:val="0A0A0A"/>
-        </w:rPr>
-        <w:t>i</w:t>
-      </w:r>
-      <w:proofErr w:type="spellEnd"/>
-      <w:r>
-        <w:rPr>
-          <w:rStyle w:val="undefined"/>
-          <w:rFonts w:eastAsiaTheme="majorEastAsia"/>
-          <w:color w:val="0A0A0A"/>
-        </w:rPr>
-        <w:t>]</w:t>
-      </w:r>
-      <w:proofErr w:type="gramStart"/>
-      <w:r>
-        <w:rPr>
-          <w:rStyle w:val="undefined"/>
-          <w:rFonts w:eastAsiaTheme="majorEastAsia"/>
-          <w:color w:val="0A0A0A"/>
-        </w:rPr>
-        <w:t>);</w:t>
-      </w:r>
-      <w:proofErr w:type="gramEnd"/>
-    </w:p>
-    <w:p>
-      <w:pPr>
-        <w:pStyle w:val="HTMLPreformatted"/>
-        <w:shd w:val="clear" w:color="auto" w:fill="F0F2F5"/>
-        <w:rPr>
-          <w:rStyle w:val="undefined"/>
-          <w:rFonts w:eastAsiaTheme="majorEastAsia"/>
-          <w:color w:val="0A0A0A"/>
-        </w:rPr>
-      </w:pPr>
-      <w:r>
-        <w:rPr>
-          <w:rStyle w:val="undefined"/>
-          <w:rFonts w:eastAsiaTheme="majorEastAsia"/>
-          <w:color w:val="0A0A0A"/>
-        </w:rPr>
-        <w:t xml:space="preserve">    }</w:t>
-      </w:r>
-    </w:p>
-    <w:p>
-      <w:pPr>
-        <w:pStyle w:val="HTMLPreformatted"/>
-        <w:shd w:val="clear" w:color="auto" w:fill="F0F2F5"/>
-        <w:rPr>
-          <w:rStyle w:val="undefined"/>
-          <w:rFonts w:eastAsiaTheme="majorEastAsia"/>
-          <w:color w:val="0A0A0A"/>
-        </w:rPr>
-      </w:pPr>
-      <w:r>
-        <w:rPr>
-          <w:rStyle w:val="undefined"/>
-          <w:rFonts w:eastAsiaTheme="majorEastAsia"/>
-          <w:color w:val="0A0A0A"/>
-        </w:rPr>
-        <w:t>}</w:t>
-      </w:r>
-    </w:p>
-    <w:p>
-      <w:pPr>
-        <w:pStyle w:val="HTMLPreformatted"/>
-        <w:shd w:val="clear" w:color="auto" w:fill="F0F2F5"/>
-        <w:rPr>
-          <w:rStyle w:val="undefined"/>
-          <w:rFonts w:eastAsiaTheme="majorEastAsia"/>
-          <w:color w:val="0A0A0A"/>
-        </w:rPr>
-      </w:pPr>
-    </w:p>
-    <w:p>
-      <w:pPr>
-        <w:pStyle w:val="HTMLPreformatted"/>
-        <w:shd w:val="clear" w:color="auto" w:fill="F0F2F5"/>
-        <w:rPr>
-          <w:rStyle w:val="undefined"/>
-          <w:rFonts w:eastAsiaTheme="majorEastAsia"/>
-          <w:color w:val="0A0A0A"/>
-        </w:rPr>
-      </w:pPr>
-      <w:r>
-        <w:rPr>
-          <w:rStyle w:val="mexsqb"/>
-          <w:rFonts w:eastAsiaTheme="majorEastAsia"/>
-          <w:color w:val="9334E6"/>
-        </w:rPr>
-        <w:t>function</w:t>
-      </w:r>
-      <w:r>
-        <w:rPr>
-          <w:rStyle w:val="undefined"/>
-          <w:rFonts w:eastAsiaTheme="majorEastAsia"/>
-          <w:color w:val="0A0A0A"/>
-        </w:rPr>
-        <w:t xml:space="preserve"> </w:t>
-      </w:r>
-      <w:proofErr w:type="spellStart"/>
-      <w:r>
-        <w:rPr>
-          <w:rStyle w:val="undefined"/>
-          <w:rFonts w:eastAsiaTheme="majorEastAsia"/>
-          <w:color w:val="0A0A0A"/>
-        </w:rPr>
-        <w:t>processFile</w:t>
-      </w:r>
-      <w:proofErr w:type="spellEnd"/>
-      <w:r>
-        <w:rPr>
-          <w:rStyle w:val="undefined"/>
-          <w:rFonts w:eastAsiaTheme="majorEastAsia"/>
-          <w:color w:val="0A0A0A"/>
-        </w:rPr>
-        <w:t>(input, output, file) {</w:t>
-      </w:r>
-    </w:p>
-    <w:p>
-      <w:pPr>
-        <w:pStyle w:val="HTMLPreformatted"/>
-        <w:shd w:val="clear" w:color="auto" w:fill="F0F2F5"/>
-        <w:rPr>
-          <w:rStyle w:val="undefined"/>
-          <w:rFonts w:eastAsiaTheme="majorEastAsia"/>
-          <w:color w:val="0A0A0A"/>
-        </w:rPr>
-      </w:pPr>
-      <w:r>
-        <w:rPr>
-          <w:rStyle w:val="undefined"/>
-          <w:rFonts w:eastAsiaTheme="majorEastAsia"/>
-          <w:color w:val="0A0A0A"/>
-        </w:rPr>
-        <w:t xml:space="preserve">    path = input + </w:t>
-      </w:r>
-      <w:proofErr w:type="gramStart"/>
-      <w:r>
-        <w:rPr>
-          <w:rStyle w:val="undefined"/>
-          <w:rFonts w:eastAsiaTheme="majorEastAsia"/>
-          <w:color w:val="0A0A0A"/>
-        </w:rPr>
-        <w:t>file;</w:t>
-      </w:r>
-      <w:proofErr w:type="gramEnd"/>
-    </w:p>
-    <w:p>
-      <w:pPr>
-        <w:pStyle w:val="HTMLPreformatted"/>
-        <w:shd w:val="clear" w:color="auto" w:fill="F0F2F5"/>
-        <w:rPr>
-          <w:rStyle w:val="undefined"/>
-          <w:rFonts w:eastAsiaTheme="majorEastAsia"/>
-          <w:color w:val="0A0A0A"/>
-        </w:rPr>
-      </w:pPr>
-      <w:r>
-        <w:rPr>
-          <w:rStyle w:val="undefined"/>
-          <w:rFonts w:eastAsiaTheme="majorEastAsia"/>
-          <w:color w:val="0A0A0A"/>
-        </w:rPr>
-        <w:t xml:space="preserve">    </w:t>
-      </w:r>
-      <w:proofErr w:type="spellStart"/>
-      <w:r>
-        <w:rPr>
-          <w:rStyle w:val="undefined"/>
-          <w:rFonts w:eastAsiaTheme="majorEastAsia"/>
-          <w:color w:val="0A0A0A"/>
-        </w:rPr>
-        <w:t>Ext.setId</w:t>
-      </w:r>
-      <w:proofErr w:type="spellEnd"/>
-      <w:r>
-        <w:rPr>
-          <w:rStyle w:val="undefined"/>
-          <w:rFonts w:eastAsiaTheme="majorEastAsia"/>
-          <w:color w:val="0A0A0A"/>
-        </w:rPr>
-        <w:t>(path</w:t>
-      </w:r>
-      <w:proofErr w:type="gramStart"/>
-      <w:r>
-        <w:rPr>
-          <w:rStyle w:val="undefined"/>
-          <w:rFonts w:eastAsiaTheme="majorEastAsia"/>
-          <w:color w:val="0A0A0A"/>
-        </w:rPr>
-        <w:t>);</w:t>
-      </w:r>
-      <w:proofErr w:type="gramEnd"/>
-    </w:p>
-    <w:p>
-      <w:pPr>
-        <w:pStyle w:val="HTMLPreformatted"/>
-        <w:shd w:val="clear" w:color="auto" w:fill="F0F2F5"/>
-        <w:rPr>
-          <w:rStyle w:val="undefined"/>
-          <w:rFonts w:eastAsiaTheme="majorEastAsia"/>
-          <w:color w:val="0A0A0A"/>
-        </w:rPr>
-      </w:pPr>
-      <w:r>
-        <w:rPr>
-          <w:rStyle w:val="undefined"/>
-          <w:rFonts w:eastAsiaTheme="majorEastAsia"/>
-          <w:color w:val="0A0A0A"/>
-        </w:rPr>
-        <w:t xml:space="preserve">    </w:t>
-      </w:r>
-      <w:proofErr w:type="spellStart"/>
-      <w:r>
-        <w:rPr>
-          <w:rStyle w:val="undefined"/>
-          <w:rFonts w:eastAsiaTheme="majorEastAsia"/>
-          <w:color w:val="0A0A0A"/>
-        </w:rPr>
-        <w:t>Ext.getSeriesCount</w:t>
-      </w:r>
-      <w:proofErr w:type="spellEnd"/>
-      <w:r>
-        <w:rPr>
-          <w:rStyle w:val="undefined"/>
-          <w:rFonts w:eastAsiaTheme="majorEastAsia"/>
-          <w:color w:val="0A0A0A"/>
-        </w:rPr>
-        <w:t>(</w:t>
-      </w:r>
-      <w:proofErr w:type="spellStart"/>
-      <w:r>
-        <w:rPr>
-          <w:rStyle w:val="undefined"/>
-          <w:rFonts w:eastAsiaTheme="majorEastAsia"/>
-          <w:color w:val="0A0A0A"/>
-        </w:rPr>
-        <w:t>seriesCount</w:t>
-      </w:r>
-      <w:proofErr w:type="spellEnd"/>
-      <w:r>
-        <w:rPr>
-          <w:rStyle w:val="undefined"/>
-          <w:rFonts w:eastAsiaTheme="majorEastAsia"/>
-          <w:color w:val="0A0A0A"/>
-        </w:rPr>
-        <w:t xml:space="preserve">); </w:t>
+          <w:sz w:val="16"/>
+          <w:szCs w:val="16"/>
+        </w:rPr>
+        <w:t xml:space="preserve">// Optional: </w:t>
       </w:r>
       <w:r>
         <w:rPr>
@@ -1986,10 +1357,11 @@
           <w:i/>
           <w:iCs/>
           <w:color w:val="80868B"/>
-        </w:rPr>
-        <w:t>// .</w:t>
-      </w:r>
-      <w:proofErr w:type="spellStart"/>
+          <w:sz w:val="16"/>
+          <w:szCs w:val="16"/>
+        </w:rPr>
+        <w:t xml:space="preserve">Add the below line </w:t>
+      </w:r>
       <w:r>
         <w:rPr>
           <w:rStyle w:val="cltqqc"/>
@@ -1997,10 +1369,24 @@
           <w:i/>
           <w:iCs/>
           <w:color w:val="80868B"/>
-        </w:rPr>
-        <w:t>lif</w:t>
-      </w:r>
-      <w:proofErr w:type="spellEnd"/>
+          <w:sz w:val="16"/>
+          <w:szCs w:val="16"/>
+        </w:rPr>
+        <w:t>Uncomment the next line if you want to burn a scale bar into the image pixels</w:t>
+      </w:r>
+    </w:p>
+    <w:p>
+      <w:pPr>
+        <w:pStyle w:val="HTMLPreformatted"/>
+        <w:shd w:val="clear" w:color="auto" w:fill="F0F2F5"/>
+        <w:rPr>
+          <w:rStyle w:val="undefined"/>
+          <w:rFonts w:eastAsiaTheme="majorEastAsia"/>
+          <w:color w:val="0A0A0A"/>
+          <w:sz w:val="16"/>
+          <w:szCs w:val="16"/>
+        </w:rPr>
+      </w:pPr>
       <w:r>
         <w:rPr>
           <w:rStyle w:val="cltqqc"/>
@@ -2008,116 +1394,12 @@
           <w:i/>
           <w:iCs/>
           <w:color w:val="80868B"/>
-        </w:rPr>
-        <w:t xml:space="preserve"> files often contain many image series</w:t>
-      </w:r>
-    </w:p>
-    <w:p>
-      <w:pPr>
-        <w:pStyle w:val="HTMLPreformatted"/>
-        <w:shd w:val="clear" w:color="auto" w:fill="F0F2F5"/>
-        <w:rPr>
-          <w:rStyle w:val="undefined"/>
-          <w:rFonts w:eastAsiaTheme="majorEastAsia"/>
-          <w:color w:val="0A0A0A"/>
-        </w:rPr>
-      </w:pPr>
-      <w:r>
-        <w:rPr>
-          <w:rStyle w:val="undefined"/>
-          <w:rFonts w:eastAsiaTheme="majorEastAsia"/>
-          <w:color w:val="0A0A0A"/>
-        </w:rPr>
-        <w:t xml:space="preserve">    </w:t>
-      </w:r>
-    </w:p>
-    <w:p>
-      <w:pPr>
-        <w:pStyle w:val="HTMLPreformatted"/>
-        <w:shd w:val="clear" w:color="auto" w:fill="F0F2F5"/>
-        <w:rPr>
-          <w:rStyle w:val="undefined"/>
-          <w:rFonts w:eastAsiaTheme="majorEastAsia"/>
-          <w:color w:val="0A0A0A"/>
-        </w:rPr>
-      </w:pPr>
-      <w:r>
-        <w:rPr>
-          <w:rStyle w:val="undefined"/>
-          <w:rFonts w:eastAsiaTheme="majorEastAsia"/>
-          <w:color w:val="0A0A0A"/>
-        </w:rPr>
-        <w:t xml:space="preserve">    </w:t>
-      </w:r>
-      <w:r>
-        <w:rPr>
-          <w:rStyle w:val="mexsqb"/>
-          <w:rFonts w:eastAsiaTheme="majorEastAsia"/>
-          <w:color w:val="9334E6"/>
-        </w:rPr>
-        <w:t>for</w:t>
-      </w:r>
-      <w:r>
-        <w:rPr>
-          <w:rStyle w:val="undefined"/>
-          <w:rFonts w:eastAsiaTheme="majorEastAsia"/>
-          <w:color w:val="0A0A0A"/>
-        </w:rPr>
-        <w:t xml:space="preserve"> (s = </w:t>
-      </w:r>
-      <w:r>
-        <w:rPr>
-          <w:rStyle w:val="tnfccf"/>
-          <w:rFonts w:eastAsiaTheme="majorEastAsia"/>
-          <w:color w:val="B45908"/>
-        </w:rPr>
-        <w:t>0</w:t>
-      </w:r>
-      <w:r>
-        <w:rPr>
-          <w:rStyle w:val="undefined"/>
-          <w:rFonts w:eastAsiaTheme="majorEastAsia"/>
-          <w:color w:val="0A0A0A"/>
-        </w:rPr>
-        <w:t xml:space="preserve">; s &lt; </w:t>
+          <w:sz w:val="16"/>
+          <w:szCs w:val="16"/>
+        </w:rPr>
+        <w:t xml:space="preserve">// run("Scale Bar...", "width=10 height=4 font=12 </w:t>
       </w:r>
       <w:proofErr w:type="spellStart"/>
-      <w:r>
-        <w:rPr>
-          <w:rStyle w:val="undefined"/>
-          <w:rFonts w:eastAsiaTheme="majorEastAsia"/>
-          <w:color w:val="0A0A0A"/>
-        </w:rPr>
-        <w:t>seriesCount</w:t>
-      </w:r>
-      <w:proofErr w:type="spellEnd"/>
-      <w:r>
-        <w:rPr>
-          <w:rStyle w:val="undefined"/>
-          <w:rFonts w:eastAsiaTheme="majorEastAsia"/>
-          <w:color w:val="0A0A0A"/>
-        </w:rPr>
-        <w:t>; s++) {</w:t>
-      </w:r>
-    </w:p>
-    <w:p>
-      <w:pPr>
-        <w:pStyle w:val="HTMLPreformatted"/>
-        <w:shd w:val="clear" w:color="auto" w:fill="F0F2F5"/>
-        <w:rPr>
-          <w:rStyle w:val="undefined"/>
-          <w:rFonts w:eastAsiaTheme="majorEastAsia"/>
-          <w:color w:val="0A0A0A"/>
-        </w:rPr>
-      </w:pPr>
-      <w:r>
-        <w:rPr>
-          <w:rStyle w:val="undefined"/>
-          <w:rFonts w:eastAsiaTheme="majorEastAsia"/>
-          <w:color w:val="0A0A0A"/>
-        </w:rPr>
-        <w:t xml:space="preserve">        </w:t>
-      </w:r>
       <w:r>
         <w:rPr>
           <w:rStyle w:val="cltqqc"/>
@@ -2125,241 +1407,12 @@
           <w:i/>
           <w:iCs/>
           <w:color w:val="80868B"/>
-        </w:rPr>
-        <w:t>// Open each series individually</w:t>
-      </w:r>
-    </w:p>
-    <w:p>
-      <w:pPr>
-        <w:pStyle w:val="HTMLPreformatted"/>
-        <w:shd w:val="clear" w:color="auto" w:fill="F0F2F5"/>
-        <w:rPr>
-          <w:rStyle w:val="undefined"/>
-          <w:rFonts w:eastAsiaTheme="majorEastAsia"/>
-          <w:color w:val="0A0A0A"/>
-        </w:rPr>
-      </w:pPr>
-      <w:r>
-        <w:rPr>
-          <w:rStyle w:val="undefined"/>
-          <w:rFonts w:eastAsiaTheme="majorEastAsia"/>
-          <w:color w:val="0A0A0A"/>
-        </w:rPr>
-        <w:t xml:space="preserve">        run(</w:t>
-      </w:r>
-      <w:r>
-        <w:rPr>
-          <w:rStyle w:val="cs0cqb"/>
-          <w:rFonts w:eastAsiaTheme="majorEastAsia"/>
-          <w:color w:val="188038"/>
-        </w:rPr>
-        <w:t>"Bio-Formats Importer"</w:t>
-      </w:r>
-      <w:r>
-        <w:rPr>
-          <w:rStyle w:val="undefined"/>
-          <w:rFonts w:eastAsiaTheme="majorEastAsia"/>
-          <w:color w:val="0A0A0A"/>
-        </w:rPr>
-        <w:t xml:space="preserve">, </w:t>
-      </w:r>
-      <w:r>
-        <w:rPr>
-          <w:rStyle w:val="cs0cqb"/>
-          <w:rFonts w:eastAsiaTheme="majorEastAsia"/>
-          <w:color w:val="188038"/>
-        </w:rPr>
-        <w:t>"open=["</w:t>
-      </w:r>
-      <w:r>
-        <w:rPr>
-          <w:rStyle w:val="undefined"/>
-          <w:rFonts w:eastAsiaTheme="majorEastAsia"/>
-          <w:color w:val="0A0A0A"/>
-        </w:rPr>
-        <w:t xml:space="preserve"> + path + </w:t>
-      </w:r>
-      <w:r>
-        <w:rPr>
-          <w:rStyle w:val="cs0cqb"/>
-          <w:rFonts w:eastAsiaTheme="majorEastAsia"/>
-          <w:color w:val="188038"/>
-        </w:rPr>
-        <w:t xml:space="preserve">"] </w:t>
-      </w:r>
-      <w:proofErr w:type="spellStart"/>
-      <w:r>
-        <w:rPr>
-          <w:rStyle w:val="cs0cqb"/>
-          <w:rFonts w:eastAsiaTheme="majorEastAsia"/>
-          <w:color w:val="188038"/>
-        </w:rPr>
-        <w:t>color_mode</w:t>
+          <w:sz w:val="16"/>
+          <w:szCs w:val="16"/>
+        </w:rPr>
+        <w:t>color</w:t>
       </w:r>
       <w:proofErr w:type="spellEnd"/>
-      <w:r>
-        <w:rPr>
-          <w:rStyle w:val="cs0cqb"/>
-          <w:rFonts w:eastAsiaTheme="majorEastAsia"/>
-          <w:color w:val="188038"/>
-        </w:rPr>
-        <w:t xml:space="preserve">=Default view=[Standard ImageJ] </w:t>
-      </w:r>
-      <w:proofErr w:type="spellStart"/>
-      <w:r>
-        <w:rPr>
-          <w:rStyle w:val="cs0cqb"/>
-          <w:rFonts w:eastAsiaTheme="majorEastAsia"/>
-          <w:color w:val="188038"/>
-        </w:rPr>
-        <w:t>stack_order</w:t>
-      </w:r>
-      <w:proofErr w:type="spellEnd"/>
-      <w:r>
-        <w:rPr>
-          <w:rStyle w:val="cs0cqb"/>
-          <w:rFonts w:eastAsiaTheme="majorEastAsia"/>
-          <w:color w:val="188038"/>
-        </w:rPr>
-        <w:t>=XYZCT series_"</w:t>
-      </w:r>
-      <w:r>
-        <w:rPr>
-          <w:rStyle w:val="undefined"/>
-          <w:rFonts w:eastAsiaTheme="majorEastAsia"/>
-          <w:color w:val="0A0A0A"/>
-        </w:rPr>
-        <w:t xml:space="preserve"> + (</w:t>
-      </w:r>
-      <w:proofErr w:type="spellStart"/>
-      <w:r>
-        <w:rPr>
-          <w:rStyle w:val="undefined"/>
-          <w:rFonts w:eastAsiaTheme="majorEastAsia"/>
-          <w:color w:val="0A0A0A"/>
-        </w:rPr>
-        <w:t>s+</w:t>
-      </w:r>
-      <w:r>
-        <w:rPr>
-          <w:rStyle w:val="tnfccf"/>
-          <w:rFonts w:eastAsiaTheme="majorEastAsia"/>
-          <w:color w:val="B45908"/>
-        </w:rPr>
-        <w:t>1</w:t>
-      </w:r>
-      <w:proofErr w:type="spellEnd"/>
-      <w:r>
-        <w:rPr>
-          <w:rStyle w:val="undefined"/>
-          <w:rFonts w:eastAsiaTheme="majorEastAsia"/>
-          <w:color w:val="0A0A0A"/>
-        </w:rPr>
-        <w:t>)</w:t>
-      </w:r>
-      <w:proofErr w:type="gramStart"/>
-      <w:r>
-        <w:rPr>
-          <w:rStyle w:val="undefined"/>
-          <w:rFonts w:eastAsiaTheme="majorEastAsia"/>
-          <w:color w:val="0A0A0A"/>
-        </w:rPr>
-        <w:t>);</w:t>
-      </w:r>
-      <w:proofErr w:type="gramEnd"/>
-    </w:p>
-    <w:p>
-      <w:pPr>
-        <w:pStyle w:val="HTMLPreformatted"/>
-        <w:shd w:val="clear" w:color="auto" w:fill="F0F2F5"/>
-        <w:rPr>
-          <w:rStyle w:val="undefined"/>
-          <w:rFonts w:eastAsiaTheme="majorEastAsia"/>
-          <w:color w:val="0A0A0A"/>
-        </w:rPr>
-      </w:pPr>
-      <w:r>
-        <w:rPr>
-          <w:rStyle w:val="undefined"/>
-          <w:rFonts w:eastAsiaTheme="majorEastAsia"/>
-          <w:color w:val="0A0A0A"/>
-        </w:rPr>
-        <w:t xml:space="preserve">        </w:t>
-      </w:r>
-    </w:p>
-    <w:p>
-      <w:pPr>
-        <w:pStyle w:val="HTMLPreformatted"/>
-        <w:shd w:val="clear" w:color="auto" w:fill="F0F2F5"/>
-        <w:rPr>
-          <w:rStyle w:val="undefined"/>
-          <w:rFonts w:eastAsiaTheme="majorEastAsia"/>
-          <w:color w:val="0A0A0A"/>
-        </w:rPr>
-      </w:pPr>
-      <w:r>
-        <w:rPr>
-          <w:rStyle w:val="undefined"/>
-          <w:rFonts w:eastAsiaTheme="majorEastAsia"/>
-          <w:color w:val="0A0A0A"/>
-        </w:rPr>
-        <w:t xml:space="preserve">        title = </w:t>
-      </w:r>
-      <w:proofErr w:type="spellStart"/>
-      <w:r>
-        <w:rPr>
-          <w:rStyle w:val="undefined"/>
-          <w:rFonts w:eastAsiaTheme="majorEastAsia"/>
-          <w:color w:val="0A0A0A"/>
-        </w:rPr>
-        <w:t>getTitle</w:t>
-      </w:r>
-      <w:proofErr w:type="spellEnd"/>
-      <w:r>
-        <w:rPr>
-          <w:rStyle w:val="undefined"/>
-          <w:rFonts w:eastAsiaTheme="majorEastAsia"/>
-          <w:color w:val="0A0A0A"/>
-        </w:rPr>
-        <w:t>(</w:t>
-      </w:r>
-      <w:proofErr w:type="gramStart"/>
-      <w:r>
-        <w:rPr>
-          <w:rStyle w:val="undefined"/>
-          <w:rFonts w:eastAsiaTheme="majorEastAsia"/>
-          <w:color w:val="0A0A0A"/>
-        </w:rPr>
-        <w:t>);</w:t>
-      </w:r>
-      <w:proofErr w:type="gramEnd"/>
-    </w:p>
-    <w:p>
-      <w:pPr>
-        <w:pStyle w:val="HTMLPreformatted"/>
-        <w:shd w:val="clear" w:color="auto" w:fill="F0F2F5"/>
-        <w:rPr>
-          <w:rStyle w:val="undefined"/>
-          <w:rFonts w:eastAsiaTheme="majorEastAsia"/>
-          <w:color w:val="0A0A0A"/>
-        </w:rPr>
-      </w:pPr>
-      <w:r>
-        <w:rPr>
-          <w:rStyle w:val="undefined"/>
-          <w:rFonts w:eastAsiaTheme="majorEastAsia"/>
-          <w:color w:val="0A0A0A"/>
-        </w:rPr>
-        <w:t xml:space="preserve">        </w:t>
-      </w:r>
-      <w:r>
-        <w:rPr>
-          <w:rStyle w:val="undefined"/>
-          <w:rFonts w:eastAsiaTheme="majorEastAsia"/>
-          <w:color w:val="0A0A0A"/>
-        </w:rPr>
-        <w:t xml:space="preserve">  </w:t>
-      </w:r>
       <w:r>
         <w:rPr>
           <w:rStyle w:val="cltqqc"/>
@@ -2367,805 +1420,83 @@
           <w:i/>
           <w:iCs/>
           <w:color w:val="80868B"/>
-        </w:rPr>
-        <w:t>// CLEAN THE FILENAME ---</w:t>
+          <w:sz w:val="16"/>
+          <w:szCs w:val="16"/>
+        </w:rPr>
+        <w:t>=White background=None location=[Lower Right] bold overlay");</w:t>
       </w:r>
     </w:p>
     <w:p>
       <w:pPr>
-        <w:pStyle w:val="HTMLPreformatted"/>
-        <w:shd w:val="clear" w:color="auto" w:fill="F0F2F5"/>
-        <w:rPr>
-          <w:rStyle w:val="undefined"/>
-          <w:rFonts w:eastAsiaTheme="majorEastAsia"/>
-          <w:color w:val="0A0A0A"/>
-        </w:rPr>
-      </w:pPr>
-      <w:r>
-        <w:rPr>
-          <w:rStyle w:val="undefined"/>
-          <w:rFonts w:eastAsiaTheme="majorEastAsia"/>
-          <w:color w:val="0A0A0A"/>
-        </w:rPr>
-        <w:t xml:space="preserve">        title = </w:t>
-      </w:r>
-      <w:proofErr w:type="spellStart"/>
-      <w:r>
-        <w:rPr>
-          <w:rStyle w:val="undefined"/>
-          <w:rFonts w:eastAsiaTheme="majorEastAsia"/>
-          <w:color w:val="0A0A0A"/>
-        </w:rPr>
-        <w:t>getTitle</w:t>
-      </w:r>
-      <w:proofErr w:type="spellEnd"/>
-      <w:r>
-        <w:rPr>
-          <w:rStyle w:val="undefined"/>
-          <w:rFonts w:eastAsiaTheme="majorEastAsia"/>
-          <w:color w:val="0A0A0A"/>
-        </w:rPr>
-        <w:t>(</w:t>
-      </w:r>
-      <w:proofErr w:type="gramStart"/>
-      <w:r>
-        <w:rPr>
-          <w:rStyle w:val="undefined"/>
-          <w:rFonts w:eastAsiaTheme="majorEastAsia"/>
-          <w:color w:val="0A0A0A"/>
-        </w:rPr>
-        <w:t>);</w:t>
-      </w:r>
-      <w:proofErr w:type="gramEnd"/>
+        <w:rPr>
+          <w:sz w:val="16"/>
+          <w:szCs w:val="16"/>
+        </w:rPr>
+      </w:pPr>
     </w:p>
     <w:p>
       <w:pPr>
-        <w:pStyle w:val="HTMLPreformatted"/>
-        <w:shd w:val="clear" w:color="auto" w:fill="F0F2F5"/>
-        <w:rPr>
-          <w:rStyle w:val="undefined"/>
-          <w:rFonts w:eastAsiaTheme="majorEastAsia"/>
-          <w:color w:val="0A0A0A"/>
-        </w:rPr>
-      </w:pPr>
-      <w:r>
-        <w:rPr>
-          <w:rStyle w:val="undefined"/>
-          <w:rFonts w:eastAsiaTheme="majorEastAsia"/>
-          <w:color w:val="0A0A0A"/>
-        </w:rPr>
-        <w:t xml:space="preserve">        </w:t>
-      </w:r>
-      <w:r>
-        <w:rPr>
-          <w:rStyle w:val="cltqqc"/>
-          <w:rFonts w:eastAsiaTheme="majorEastAsia"/>
-          <w:i/>
-          <w:iCs/>
-          <w:color w:val="80868B"/>
-        </w:rPr>
-        <w:t xml:space="preserve">// Remove spaces and slashes which cause </w:t>
+        <w:rPr>
+          <w:rFonts w:ascii="Arial" w:hAnsi="Arial" w:cs="Arial"/>
+          <w:color w:val="0A0A0A"/>
+          <w:sz w:val="16"/>
+          <w:szCs w:val="16"/>
+          <w:shd w:val="clear" w:color="auto" w:fill="FFFFFF"/>
+        </w:rPr>
+      </w:pPr>
+      <w:r>
+        <w:rPr>
+          <w:sz w:val="16"/>
+          <w:szCs w:val="16"/>
+        </w:rPr>
+        <w:t xml:space="preserve">Note: </w:t>
+      </w:r>
+      <w:r>
+        <w:rPr>
+          <w:rFonts w:ascii="Arial" w:hAnsi="Arial" w:cs="Arial"/>
+          <w:color w:val="0A0A0A"/>
+          <w:sz w:val="16"/>
+          <w:szCs w:val="16"/>
+          <w:shd w:val="clear" w:color="auto" w:fill="FFFFFF"/>
+        </w:rPr>
+        <w:t>consider using </w:t>
       </w:r>
       <w:proofErr w:type="spellStart"/>
       <w:r>
         <w:rPr>
-          <w:rStyle w:val="cltqqc"/>
-          <w:rFonts w:eastAsiaTheme="majorEastAsia"/>
-          <w:i/>
-          <w:iCs/>
-          <w:color w:val="80868B"/>
-        </w:rPr>
-        <w:t>IOErrors</w:t>
-      </w:r>
-      <w:proofErr w:type="spellEnd"/>
-    </w:p>
-    <w:p>
-      <w:pPr>
-        <w:pStyle w:val="HTMLPreformatted"/>
-        <w:shd w:val="clear" w:color="auto" w:fill="F0F2F5"/>
-        <w:rPr>
-          <w:rStyle w:val="undefined"/>
-          <w:rFonts w:eastAsiaTheme="majorEastAsia"/>
-          <w:color w:val="0A0A0A"/>
-        </w:rPr>
-      </w:pPr>
-      <w:r>
-        <w:rPr>
-          <w:rStyle w:val="undefined"/>
-          <w:rFonts w:eastAsiaTheme="majorEastAsia"/>
-          <w:color w:val="0A0A0A"/>
-        </w:rPr>
-        <w:t xml:space="preserve">        </w:t>
-      </w:r>
-      <w:proofErr w:type="spellStart"/>
-      <w:r>
-        <w:rPr>
-          <w:rStyle w:val="undefined"/>
-          <w:rFonts w:eastAsiaTheme="majorEastAsia"/>
-          <w:color w:val="0A0A0A"/>
-        </w:rPr>
-        <w:t>cleanTitle</w:t>
-      </w:r>
-      <w:proofErr w:type="spellEnd"/>
-      <w:r>
-        <w:rPr>
-          <w:rStyle w:val="undefined"/>
-          <w:rFonts w:eastAsiaTheme="majorEastAsia"/>
-          <w:color w:val="0A0A0A"/>
-        </w:rPr>
-        <w:t xml:space="preserve"> = replace(title, </w:t>
-      </w:r>
-      <w:r>
-        <w:rPr>
-          <w:rStyle w:val="cs0cqb"/>
-          <w:rFonts w:eastAsiaTheme="majorEastAsia"/>
-          <w:color w:val="188038"/>
-        </w:rPr>
-        <w:t>" "</w:t>
-      </w:r>
-      <w:r>
-        <w:rPr>
-          <w:rStyle w:val="undefined"/>
-          <w:rFonts w:eastAsiaTheme="majorEastAsia"/>
-          <w:color w:val="0A0A0A"/>
-        </w:rPr>
-        <w:t xml:space="preserve">, </w:t>
-      </w:r>
-      <w:r>
-        <w:rPr>
-          <w:rStyle w:val="cs0cqb"/>
-          <w:rFonts w:eastAsiaTheme="majorEastAsia"/>
-          <w:color w:val="188038"/>
-        </w:rPr>
-        <w:t>"_"</w:t>
-      </w:r>
-      <w:proofErr w:type="gramStart"/>
-      <w:r>
-        <w:rPr>
-          <w:rStyle w:val="undefined"/>
-          <w:rFonts w:eastAsiaTheme="majorEastAsia"/>
-          <w:color w:val="0A0A0A"/>
-        </w:rPr>
-        <w:t>);</w:t>
-      </w:r>
-      <w:proofErr w:type="gramEnd"/>
-    </w:p>
-    <w:p>
-      <w:pPr>
-        <w:pStyle w:val="HTMLPreformatted"/>
-        <w:shd w:val="clear" w:color="auto" w:fill="F0F2F5"/>
-        <w:rPr>
-          <w:color w:val="0A0A0A"/>
-          <w:sz w:val="21"/>
-          <w:szCs w:val="21"/>
-        </w:rPr>
-      </w:pPr>
-      <w:r>
-        <w:rPr>
-          <w:rStyle w:val="undefined"/>
-          <w:rFonts w:eastAsiaTheme="majorEastAsia"/>
-          <w:color w:val="0A0A0A"/>
-        </w:rPr>
-        <w:t xml:space="preserve">        </w:t>
-      </w:r>
-      <w:proofErr w:type="spellStart"/>
-      <w:r>
-        <w:rPr>
-          <w:rStyle w:val="undefined"/>
-          <w:rFonts w:eastAsiaTheme="majorEastAsia"/>
-          <w:color w:val="0A0A0A"/>
-        </w:rPr>
-        <w:t>cleanTitle</w:t>
-      </w:r>
-      <w:proofErr w:type="spellEnd"/>
-      <w:r>
-        <w:rPr>
-          <w:rStyle w:val="undefined"/>
-          <w:rFonts w:eastAsiaTheme="majorEastAsia"/>
-          <w:color w:val="0A0A0A"/>
-        </w:rPr>
-        <w:t xml:space="preserve"> = replace(</w:t>
-      </w:r>
-      <w:proofErr w:type="spellStart"/>
-      <w:r>
-        <w:rPr>
-          <w:rStyle w:val="undefined"/>
-          <w:rFonts w:eastAsiaTheme="majorEastAsia"/>
-          <w:color w:val="0A0A0A"/>
-        </w:rPr>
-        <w:t>cleanTitle</w:t>
-      </w:r>
-      <w:proofErr w:type="spellEnd"/>
-      <w:r>
-        <w:rPr>
-          <w:rStyle w:val="undefined"/>
-          <w:rFonts w:eastAsiaTheme="majorEastAsia"/>
-          <w:color w:val="0A0A0A"/>
-        </w:rPr>
-        <w:t xml:space="preserve">, </w:t>
-      </w:r>
-      <w:r>
-        <w:rPr>
-          <w:rStyle w:val="cs0cqb"/>
-          <w:rFonts w:eastAsiaTheme="majorEastAsia"/>
-          <w:color w:val="188038"/>
-        </w:rPr>
-        <w:t>"/"</w:t>
-      </w:r>
-      <w:r>
-        <w:rPr>
-          <w:rStyle w:val="undefined"/>
-          <w:rFonts w:eastAsiaTheme="majorEastAsia"/>
-          <w:color w:val="0A0A0A"/>
-        </w:rPr>
-        <w:t xml:space="preserve">, </w:t>
-      </w:r>
-      <w:r>
-        <w:rPr>
-          <w:rStyle w:val="cs0cqb"/>
-          <w:rFonts w:eastAsiaTheme="majorEastAsia"/>
-          <w:color w:val="188038"/>
-        </w:rPr>
-        <w:t>"-"</w:t>
-      </w:r>
-      <w:proofErr w:type="gramStart"/>
-      <w:r>
-        <w:rPr>
-          <w:rStyle w:val="undefined"/>
-          <w:rFonts w:eastAsiaTheme="majorEastAsia"/>
-          <w:color w:val="0A0A0A"/>
-        </w:rPr>
-        <w:t>);</w:t>
-      </w:r>
-      <w:proofErr w:type="gramEnd"/>
-      <w:r>
-        <w:rPr>
-          <w:rStyle w:val="undefined"/>
-          <w:rFonts w:eastAsiaTheme="majorEastAsia"/>
-          <w:color w:val="0A0A0A"/>
-        </w:rPr>
-        <w:t xml:space="preserve"> </w:t>
-      </w:r>
-    </w:p>
-    <w:p>
-      <w:pPr>
-        <w:pStyle w:val="HTMLPreformatted"/>
-        <w:shd w:val="clear" w:color="auto" w:fill="F0F2F5"/>
-        <w:rPr>
-          <w:rStyle w:val="undefined"/>
-          <w:rFonts w:eastAsiaTheme="majorEastAsia"/>
-          <w:color w:val="0A0A0A"/>
-        </w:rPr>
-      </w:pPr>
-    </w:p>
-    <w:p>
-      <w:pPr>
-        <w:pStyle w:val="HTMLPreformatted"/>
-        <w:shd w:val="clear" w:color="auto" w:fill="F0F2F5"/>
-        <w:rPr>
-          <w:rStyle w:val="undefined"/>
-          <w:rFonts w:eastAsiaTheme="majorEastAsia"/>
-          <w:color w:val="0A0A0A"/>
-        </w:rPr>
-      </w:pPr>
-      <w:r>
-        <w:rPr>
-          <w:rStyle w:val="undefined"/>
-          <w:rFonts w:eastAsiaTheme="majorEastAsia"/>
-          <w:color w:val="0A0A0A"/>
-        </w:rPr>
-        <w:t xml:space="preserve">        </w:t>
-      </w:r>
-    </w:p>
-    <w:p>
-      <w:pPr>
-        <w:pStyle w:val="HTMLPreformatted"/>
-        <w:shd w:val="clear" w:color="auto" w:fill="F0F2F5"/>
-        <w:rPr>
-          <w:rStyle w:val="undefined"/>
-          <w:rFonts w:eastAsiaTheme="majorEastAsia"/>
-          <w:color w:val="0A0A0A"/>
-        </w:rPr>
-      </w:pPr>
-      <w:r>
-        <w:rPr>
-          <w:rStyle w:val="undefined"/>
-          <w:rFonts w:eastAsiaTheme="majorEastAsia"/>
-          <w:color w:val="0A0A0A"/>
-        </w:rPr>
-        <w:t xml:space="preserve">        </w:t>
-      </w:r>
-      <w:proofErr w:type="spellStart"/>
-      <w:r>
-        <w:rPr>
-          <w:rStyle w:val="undefined"/>
-          <w:rFonts w:eastAsiaTheme="majorEastAsia"/>
-          <w:color w:val="0A0A0A"/>
-        </w:rPr>
-        <w:t>saveAs</w:t>
-      </w:r>
-      <w:proofErr w:type="spellEnd"/>
-      <w:r>
-        <w:rPr>
-          <w:rStyle w:val="undefined"/>
-          <w:rFonts w:eastAsiaTheme="majorEastAsia"/>
-          <w:color w:val="0A0A0A"/>
-        </w:rPr>
-        <w:t>(</w:t>
-      </w:r>
-      <w:r>
-        <w:rPr>
-          <w:rStyle w:val="cs0cqb"/>
-          <w:rFonts w:eastAsiaTheme="majorEastAsia"/>
-          <w:color w:val="188038"/>
-        </w:rPr>
-        <w:t>"Tiff"</w:t>
-      </w:r>
-      <w:r>
-        <w:rPr>
-          <w:rStyle w:val="undefined"/>
-          <w:rFonts w:eastAsiaTheme="majorEastAsia"/>
-          <w:color w:val="0A0A0A"/>
-        </w:rPr>
-        <w:t xml:space="preserve">, output + title + </w:t>
-      </w:r>
-      <w:r>
-        <w:rPr>
-          <w:rStyle w:val="cs0cqb"/>
-          <w:rFonts w:eastAsiaTheme="majorEastAsia"/>
-          <w:color w:val="188038"/>
-        </w:rPr>
-        <w:t>".</w:t>
-      </w:r>
-      <w:proofErr w:type="spellStart"/>
-      <w:r>
-        <w:rPr>
-          <w:rStyle w:val="cs0cqb"/>
-          <w:rFonts w:eastAsiaTheme="majorEastAsia"/>
-          <w:color w:val="188038"/>
-        </w:rPr>
-        <w:t>tif</w:t>
-      </w:r>
-      <w:proofErr w:type="spellEnd"/>
-      <w:r>
-        <w:rPr>
-          <w:rStyle w:val="cs0cqb"/>
-          <w:rFonts w:eastAsiaTheme="majorEastAsia"/>
-          <w:color w:val="188038"/>
-        </w:rPr>
-        <w:t>"</w:t>
-      </w:r>
-      <w:proofErr w:type="gramStart"/>
-      <w:r>
-        <w:rPr>
-          <w:rStyle w:val="undefined"/>
-          <w:rFonts w:eastAsiaTheme="majorEastAsia"/>
-          <w:color w:val="0A0A0A"/>
-        </w:rPr>
-        <w:t>);</w:t>
-      </w:r>
-      <w:proofErr w:type="gramEnd"/>
-    </w:p>
-    <w:p>
-      <w:pPr>
-        <w:pStyle w:val="HTMLPreformatted"/>
-        <w:shd w:val="clear" w:color="auto" w:fill="F0F2F5"/>
-        <w:rPr>
-          <w:rStyle w:val="undefined"/>
-          <w:rFonts w:eastAsiaTheme="majorEastAsia"/>
-          <w:color w:val="0A0A0A"/>
-        </w:rPr>
-      </w:pPr>
-      <w:r>
-        <w:rPr>
-          <w:rStyle w:val="undefined"/>
-          <w:rFonts w:eastAsiaTheme="majorEastAsia"/>
-          <w:color w:val="0A0A0A"/>
-        </w:rPr>
-        <w:t xml:space="preserve">        close(</w:t>
-      </w:r>
-      <w:proofErr w:type="gramStart"/>
-      <w:r>
-        <w:rPr>
-          <w:rStyle w:val="undefined"/>
-          <w:rFonts w:eastAsiaTheme="majorEastAsia"/>
-          <w:color w:val="0A0A0A"/>
-        </w:rPr>
-        <w:t>);</w:t>
-      </w:r>
-      <w:proofErr w:type="gramEnd"/>
-    </w:p>
-    <w:p>
-      <w:pPr>
-        <w:pStyle w:val="HTMLPreformatted"/>
-        <w:shd w:val="clear" w:color="auto" w:fill="F0F2F5"/>
-        <w:rPr>
-          <w:rStyle w:val="undefined"/>
-          <w:rFonts w:eastAsiaTheme="majorEastAsia"/>
-          <w:color w:val="0A0A0A"/>
-        </w:rPr>
-      </w:pPr>
-      <w:r>
-        <w:rPr>
-          <w:rStyle w:val="undefined"/>
-          <w:rFonts w:eastAsiaTheme="majorEastAsia"/>
-          <w:color w:val="0A0A0A"/>
-        </w:rPr>
-        <w:t xml:space="preserve">    }</w:t>
-      </w:r>
-    </w:p>
-    <w:p>
-      <w:pPr>
-        <w:pStyle w:val="HTMLPreformatted"/>
-        <w:shd w:val="clear" w:color="auto" w:fill="F0F2F5"/>
-        <w:rPr>
-          <w:rStyle w:val="undefined"/>
-          <w:rFonts w:eastAsiaTheme="majorEastAsia"/>
-          <w:color w:val="0A0A0A"/>
-        </w:rPr>
-      </w:pPr>
-      <w:r>
-        <w:rPr>
-          <w:rStyle w:val="undefined"/>
-          <w:rFonts w:eastAsiaTheme="majorEastAsia"/>
-          <w:color w:val="0A0A0A"/>
-        </w:rPr>
-        <w:t>}</w:t>
-      </w:r>
-    </w:p>
-    <w:p>
-      <w:pPr>
-        <w:pStyle w:val="HTMLPreformatted"/>
-        <w:shd w:val="clear" w:color="auto" w:fill="F0F2F5"/>
-        <w:rPr>
-          <w:rStyle w:val="undefined"/>
-          <w:rFonts w:eastAsiaTheme="majorEastAsia"/>
-          <w:color w:val="0A0A0A"/>
-        </w:rPr>
-      </w:pPr>
-    </w:p>
-    <w:p>
-      <w:pPr>
-        <w:pStyle w:val="HTMLPreformatted"/>
-        <w:shd w:val="clear" w:color="auto" w:fill="F0F2F5"/>
-        <w:rPr>
-          <w:rStyle w:val="undefined"/>
-          <w:rFonts w:eastAsiaTheme="majorEastAsia"/>
-          <w:color w:val="0A0A0A"/>
-        </w:rPr>
-      </w:pPr>
-      <w:proofErr w:type="spellStart"/>
-      <w:r>
-        <w:rPr>
-          <w:rStyle w:val="undefined"/>
-          <w:rFonts w:eastAsiaTheme="majorEastAsia"/>
-          <w:color w:val="0A0A0A"/>
-        </w:rPr>
-        <w:t>setBatchMode</w:t>
-      </w:r>
-      <w:proofErr w:type="spellEnd"/>
-      <w:r>
-        <w:rPr>
-          <w:rStyle w:val="undefined"/>
-          <w:rFonts w:eastAsiaTheme="majorEastAsia"/>
-          <w:color w:val="0A0A0A"/>
-        </w:rPr>
-        <w:t>(</w:t>
-      </w:r>
-      <w:r>
-        <w:rPr>
-          <w:rStyle w:val="mexsqb"/>
-          <w:rFonts w:eastAsiaTheme="majorEastAsia"/>
-          <w:color w:val="9334E6"/>
-        </w:rPr>
-        <w:t>false</w:t>
-      </w:r>
-      <w:proofErr w:type="gramStart"/>
-      <w:r>
-        <w:rPr>
-          <w:rStyle w:val="undefined"/>
-          <w:rFonts w:eastAsiaTheme="majorEastAsia"/>
-          <w:color w:val="0A0A0A"/>
-        </w:rPr>
-        <w:t>);</w:t>
-      </w:r>
-      <w:proofErr w:type="gramEnd"/>
-    </w:p>
-    <w:p>
-      <w:pPr>
-        <w:pStyle w:val="HTMLPreformatted"/>
-        <w:shd w:val="clear" w:color="auto" w:fill="F0F2F5"/>
-        <w:rPr>
-          <w:color w:val="0A0A0A"/>
-        </w:rPr>
-      </w:pPr>
-      <w:r>
-        <w:rPr>
-          <w:rStyle w:val="undefined"/>
-          <w:rFonts w:eastAsiaTheme="majorEastAsia"/>
-          <w:color w:val="0A0A0A"/>
-        </w:rPr>
-        <w:t>print(</w:t>
-      </w:r>
-      <w:r>
-        <w:rPr>
-          <w:rStyle w:val="cs0cqb"/>
-          <w:rFonts w:eastAsiaTheme="majorEastAsia"/>
-          <w:color w:val="188038"/>
-        </w:rPr>
-        <w:t>"</w:t>
-      </w:r>
-      <w:r>
-        <w:rPr>
-          <w:rStyle w:val="cs0cqb"/>
-          <w:rFonts w:eastAsiaTheme="majorEastAsia"/>
-          <w:color w:val="188038"/>
-        </w:rPr>
-        <w:t>I have completed converting all</w:t>
-      </w:r>
-      <w:r>
-        <w:rPr>
-          <w:rStyle w:val="cs0cqb"/>
-          <w:rFonts w:eastAsiaTheme="majorEastAsia"/>
-          <w:color w:val="188038"/>
-        </w:rPr>
-        <w:t xml:space="preserve"> </w:t>
-      </w:r>
-      <w:r>
-        <w:rPr>
-          <w:rStyle w:val="cs0cqb"/>
-          <w:rFonts w:eastAsiaTheme="majorEastAsia"/>
-          <w:color w:val="188038"/>
-        </w:rPr>
-        <w:t>.</w:t>
-      </w:r>
-      <w:proofErr w:type="spellStart"/>
-      <w:r>
-        <w:rPr>
-          <w:rStyle w:val="cs0cqb"/>
-          <w:rFonts w:eastAsiaTheme="majorEastAsia"/>
-          <w:color w:val="188038"/>
-        </w:rPr>
-        <w:t>lif</w:t>
-      </w:r>
-      <w:proofErr w:type="spellEnd"/>
-      <w:r>
-        <w:rPr>
-          <w:rStyle w:val="cs0cqb"/>
-          <w:rFonts w:eastAsiaTheme="majorEastAsia"/>
-          <w:color w:val="188038"/>
-        </w:rPr>
-        <w:t xml:space="preserve"> files</w:t>
-      </w:r>
-      <w:r>
-        <w:rPr>
-          <w:rStyle w:val="cs0cqb"/>
-          <w:rFonts w:eastAsiaTheme="majorEastAsia"/>
-          <w:color w:val="188038"/>
-        </w:rPr>
-        <w:t xml:space="preserve"> to .tiff</w:t>
-      </w:r>
-      <w:r>
-        <w:rPr>
-          <w:rStyle w:val="cs0cqb"/>
-          <w:rFonts w:eastAsiaTheme="majorEastAsia"/>
-          <w:color w:val="188038"/>
-        </w:rPr>
-        <w:t>"</w:t>
-      </w:r>
-      <w:proofErr w:type="gramStart"/>
-      <w:r>
-        <w:rPr>
-          <w:rStyle w:val="undefined"/>
-          <w:rFonts w:eastAsiaTheme="majorEastAsia"/>
-          <w:color w:val="0A0A0A"/>
-        </w:rPr>
-        <w:t>);</w:t>
-      </w:r>
-      <w:proofErr w:type="gramEnd"/>
-    </w:p>
-    <w:p>
-      <w:pPr>
-        <w:shd w:val="clear" w:color="auto" w:fill="FFFFFF"/>
-        <w:spacing w:line="360" w:lineRule="atLeast"/>
-        <w:rPr>
-          <w:rFonts w:ascii="Arial" w:eastAsia="Times New Roman" w:hAnsi="Arial" w:cs="Arial"/>
-          <w:color w:val="0A0A0A"/>
-          <w:kern w:val="0"/>
-          <w:sz w:val="20"/>
-          <w:szCs w:val="20"/>
-          <w:lang w:eastAsia="en-GB"/>
-          <w14:ligatures w14:val="none"/>
-        </w:rPr>
-      </w:pPr>
-    </w:p>
-    <w:p>
-      <w:pPr>
-        <w:rPr>
-          <w:rFonts w:ascii="Times New Roman" w:eastAsia="Times New Roman" w:hAnsi="Times New Roman" w:cs="Times New Roman"/>
-          <w:kern w:val="0"/>
-          <w:sz w:val="20"/>
-          <w:szCs w:val="20"/>
-          <w:lang w:eastAsia="en-GB"/>
-          <w14:ligatures w14:val="none"/>
-        </w:rPr>
-      </w:pPr>
-    </w:p>
-    <w:p>
-      <w:pPr>
-        <w:pStyle w:val="HTMLPreformatted"/>
-        <w:shd w:val="clear" w:color="auto" w:fill="F0F2F5"/>
-      </w:pPr>
-      <w:r>
-        <w:t xml:space="preserve">extra: </w:t>
-      </w:r>
-    </w:p>
-    <w:p>
-      <w:pPr>
-        <w:pStyle w:val="HTMLPreformatted"/>
-        <w:shd w:val="clear" w:color="auto" w:fill="F0F2F5"/>
-        <w:rPr>
-          <w:rStyle w:val="undefined"/>
-          <w:rFonts w:eastAsiaTheme="majorEastAsia"/>
-          <w:color w:val="0A0A0A"/>
-        </w:rPr>
-      </w:pPr>
-      <w:r>
-        <w:rPr>
-          <w:rStyle w:val="cltqqc"/>
-          <w:rFonts w:eastAsiaTheme="majorEastAsia"/>
-          <w:i/>
-          <w:iCs/>
-          <w:color w:val="80868B"/>
-        </w:rPr>
-        <w:lastRenderedPageBreak/>
-        <w:t>// Optional: Uncomment the next line if you want to burn a scale bar into the image pixels</w:t>
-      </w:r>
-    </w:p>
-    <w:p>
-      <w:pPr>
-        <w:pStyle w:val="HTMLPreformatted"/>
-        <w:shd w:val="clear" w:color="auto" w:fill="F0F2F5"/>
-        <w:rPr>
-          <w:rStyle w:val="undefined"/>
-          <w:rFonts w:eastAsiaTheme="majorEastAsia"/>
-          <w:color w:val="0A0A0A"/>
-        </w:rPr>
-      </w:pPr>
-      <w:r>
-        <w:rPr>
-          <w:rStyle w:val="undefined"/>
-          <w:rFonts w:eastAsiaTheme="majorEastAsia"/>
-          <w:color w:val="0A0A0A"/>
-        </w:rPr>
-        <w:t xml:space="preserve">        </w:t>
-      </w:r>
-      <w:r>
-        <w:rPr>
-          <w:rStyle w:val="cltqqc"/>
-          <w:rFonts w:eastAsiaTheme="majorEastAsia"/>
-          <w:i/>
-          <w:iCs/>
-          <w:color w:val="80868B"/>
-        </w:rPr>
-        <w:t xml:space="preserve">// run("Scale Bar...", "width=10 height=4 font=12 </w:t>
-      </w:r>
-      <w:proofErr w:type="spellStart"/>
-      <w:r>
-        <w:rPr>
-          <w:rStyle w:val="cltqqc"/>
-          <w:rFonts w:eastAsiaTheme="majorEastAsia"/>
-          <w:i/>
-          <w:iCs/>
-          <w:color w:val="80868B"/>
-        </w:rPr>
-        <w:t>color</w:t>
-      </w:r>
-      <w:proofErr w:type="spellEnd"/>
-      <w:r>
-        <w:rPr>
-          <w:rStyle w:val="cltqqc"/>
-          <w:rFonts w:eastAsiaTheme="majorEastAsia"/>
-          <w:i/>
-          <w:iCs/>
-          <w:color w:val="80868B"/>
-        </w:rPr>
-        <w:t>=White background=</w:t>
-      </w:r>
-      <w:proofErr w:type="gramStart"/>
-      <w:r>
-        <w:rPr>
-          <w:rStyle w:val="cltqqc"/>
-          <w:rFonts w:eastAsiaTheme="majorEastAsia"/>
-          <w:i/>
-          <w:iCs/>
-          <w:color w:val="80868B"/>
-        </w:rPr>
-        <w:t>None</w:t>
-      </w:r>
-      <w:proofErr w:type="gramEnd"/>
-      <w:r>
-        <w:rPr>
-          <w:rStyle w:val="cltqqc"/>
-          <w:rFonts w:eastAsiaTheme="majorEastAsia"/>
-          <w:i/>
-          <w:iCs/>
-          <w:color w:val="80868B"/>
-        </w:rPr>
-        <w:t xml:space="preserve"> location=[Lower Right] bold overlay"</w:t>
-      </w:r>
-      <w:proofErr w:type="gramStart"/>
-      <w:r>
-        <w:rPr>
-          <w:rStyle w:val="cltqqc"/>
-          <w:rFonts w:eastAsiaTheme="majorEastAsia"/>
-          <w:i/>
-          <w:iCs/>
-          <w:color w:val="80868B"/>
-        </w:rPr>
-        <w:t>);</w:t>
-      </w:r>
-      <w:proofErr w:type="gramEnd"/>
-    </w:p>
-    <w:p>
-      <w:pPr>
-        <w:rPr>
-          <w:sz w:val="20"/>
-          <w:szCs w:val="20"/>
-        </w:rPr>
-      </w:pPr>
-    </w:p>
-    <w:p>
-      <w:pPr>
-        <w:rPr>
           <w:rFonts w:ascii="Arial" w:hAnsi="Arial" w:cs="Arial"/>
           <w:color w:val="0A0A0A"/>
+          <w:sz w:val="16"/>
+          <w:szCs w:val="16"/>
           <w:shd w:val="clear" w:color="auto" w:fill="FFFFFF"/>
         </w:rPr>
-      </w:pPr>
-      <w:r>
-        <w:rPr>
-          <w:sz w:val="20"/>
-          <w:szCs w:val="20"/>
-        </w:rPr>
-        <w:t xml:space="preserve">Note: </w:t>
+        <w:fldChar w:fldCharType="begin"/>
       </w:r>
       <w:r>
         <w:rPr>
           <w:rFonts w:ascii="Arial" w:hAnsi="Arial" w:cs="Arial"/>
           <w:color w:val="0A0A0A"/>
+          <w:sz w:val="16"/>
+          <w:szCs w:val="16"/>
           <w:shd w:val="clear" w:color="auto" w:fill="FFFFFF"/>
         </w:rPr>
-        <w:t>consider using </w:t>
-      </w:r>
-      <w:proofErr w:type="spellStart"/>
+        <w:instrText>HYPERLINK "https://zenodo.org/records/15476222" \t "_blank"</w:instrText>
+      </w:r>
       <w:r>
         <w:rPr>
           <w:rFonts w:ascii="Arial" w:hAnsi="Arial" w:cs="Arial"/>
           <w:color w:val="0A0A0A"/>
+          <w:sz w:val="16"/>
+          <w:szCs w:val="16"/>
           <w:shd w:val="clear" w:color="auto" w:fill="FFFFFF"/>
         </w:rPr>
-        <w:fldChar w:fldCharType="begin"/>
       </w:r>
       <w:r>
         <w:rPr>
           <w:rFonts w:ascii="Arial" w:hAnsi="Arial" w:cs="Arial"/>
           <w:color w:val="0A0A0A"/>
-          <w:shd w:val="clear" w:color="auto" w:fill="FFFFFF"/>
-        </w:rPr>
-        <w:instrText>HYPERLINK "https://zenodo.org/records/15476222" \t "_blank"</w:instrText>
-      </w:r>
-      <w:r>
-        <w:rPr>
-          <w:rFonts w:ascii="Arial" w:hAnsi="Arial" w:cs="Arial"/>
-          <w:color w:val="0A0A0A"/>
-          <w:shd w:val="clear" w:color="auto" w:fill="FFFFFF"/>
-        </w:rPr>
-      </w:r>
-      <w:r>
-        <w:rPr>
-          <w:rFonts w:ascii="Arial" w:hAnsi="Arial" w:cs="Arial"/>
-          <w:color w:val="0A0A0A"/>
+          <w:sz w:val="16"/>
+          <w:szCs w:val="16"/>
           <w:shd w:val="clear" w:color="auto" w:fill="FFFFFF"/>
         </w:rPr>
         <w:fldChar w:fldCharType="separate"/>
@@ -3175,6 +1506,8 @@
           <w:rStyle w:val="Hyperlink"/>
           <w:rFonts w:ascii="Arial" w:hAnsi="Arial" w:cs="Arial"/>
           <w:color w:val="1558D6"/>
+          <w:sz w:val="16"/>
+          <w:szCs w:val="16"/>
           <w:shd w:val="clear" w:color="auto" w:fill="FFFFFF"/>
         </w:rPr>
         <w:t>Lif2Tiff</w:t>
@@ -3184,6 +1517,8 @@
         <w:rPr>
           <w:rFonts w:ascii="Arial" w:hAnsi="Arial" w:cs="Arial"/>
           <w:color w:val="0A0A0A"/>
+          <w:sz w:val="16"/>
+          <w:szCs w:val="16"/>
           <w:shd w:val="clear" w:color="auto" w:fill="FFFFFF"/>
         </w:rPr>
         <w:fldChar w:fldCharType="end"/>
@@ -3192,6 +1527,8 @@
         <w:rPr>
           <w:rFonts w:ascii="Arial" w:hAnsi="Arial" w:cs="Arial"/>
           <w:color w:val="0A0A0A"/>
+          <w:sz w:val="16"/>
+          <w:szCs w:val="16"/>
           <w:shd w:val="clear" w:color="auto" w:fill="FFFFFF"/>
         </w:rPr>
         <w:t>, a specialized ImageJ macro that includes a user interface for choosing whether to split channels or maintain stacks.</w:t>
@@ -3200,8 +1537,8 @@
     <w:p>
       <w:pPr>
         <w:rPr>
-          <w:sz w:val="20"/>
-          <w:szCs w:val="20"/>
+          <w:sz w:val="16"/>
+          <w:szCs w:val="16"/>
         </w:rPr>
       </w:pPr>
     </w:p>
@@ -3215,8 +1552,8 @@
           <w:bCs/>
           <w:color w:val="0A0A0A"/>
           <w:kern w:val="0"/>
-          <w:sz w:val="20"/>
-          <w:szCs w:val="20"/>
+          <w:sz w:val="16"/>
+          <w:szCs w:val="16"/>
           <w:lang w:eastAsia="en-GB"/>
           <w14:ligatures w14:val="none"/>
         </w:rPr>
@@ -3228,8 +1565,8 @@
           <w:bCs/>
           <w:color w:val="0A0A0A"/>
           <w:kern w:val="0"/>
-          <w:sz w:val="20"/>
-          <w:szCs w:val="20"/>
+          <w:sz w:val="16"/>
+          <w:szCs w:val="16"/>
           <w:lang w:eastAsia="en-GB"/>
           <w14:ligatures w14:val="none"/>
         </w:rPr>
@@ -3242,8 +1579,8 @@
           <w:bCs/>
           <w:color w:val="0A0A0A"/>
           <w:kern w:val="0"/>
-          <w:sz w:val="20"/>
-          <w:szCs w:val="20"/>
+          <w:sz w:val="16"/>
+          <w:szCs w:val="16"/>
           <w:lang w:eastAsia="en-GB"/>
           <w14:ligatures w14:val="none"/>
         </w:rPr>
@@ -3258,8 +1595,8 @@
           <w:rFonts w:ascii="Arial" w:eastAsia="Times New Roman" w:hAnsi="Arial" w:cs="Arial"/>
           <w:color w:val="0A0A0A"/>
           <w:kern w:val="0"/>
-          <w:sz w:val="20"/>
-          <w:szCs w:val="20"/>
+          <w:sz w:val="16"/>
+          <w:szCs w:val="16"/>
           <w:lang w:eastAsia="en-GB"/>
           <w14:ligatures w14:val="none"/>
         </w:rPr>
@@ -3269,8 +1606,8 @@
           <w:rFonts w:ascii="Arial" w:eastAsia="Times New Roman" w:hAnsi="Arial" w:cs="Arial"/>
           <w:color w:val="0A0A0A"/>
           <w:kern w:val="0"/>
-          <w:sz w:val="20"/>
-          <w:szCs w:val="20"/>
+          <w:sz w:val="16"/>
+          <w:szCs w:val="16"/>
           <w:lang w:eastAsia="en-GB"/>
           <w14:ligatures w14:val="none"/>
         </w:rPr>
@@ -3285,8 +1622,8 @@
           <w:rFonts w:ascii="Arial" w:eastAsia="Times New Roman" w:hAnsi="Arial" w:cs="Arial"/>
           <w:color w:val="0A0A0A"/>
           <w:kern w:val="0"/>
-          <w:sz w:val="20"/>
-          <w:szCs w:val="20"/>
+          <w:sz w:val="16"/>
+          <w:szCs w:val="16"/>
           <w:lang w:eastAsia="en-GB"/>
           <w14:ligatures w14:val="none"/>
         </w:rPr>
@@ -3302,8 +1639,8 @@
           <w:bCs/>
           <w:color w:val="0A0A0A"/>
           <w:kern w:val="0"/>
-          <w:sz w:val="20"/>
-          <w:szCs w:val="20"/>
+          <w:sz w:val="16"/>
+          <w:szCs w:val="16"/>
           <w:lang w:eastAsia="en-GB"/>
           <w14:ligatures w14:val="none"/>
         </w:rPr>
@@ -3315,8 +1652,8 @@
           <w:bCs/>
           <w:color w:val="0A0A0A"/>
           <w:kern w:val="0"/>
-          <w:sz w:val="20"/>
-          <w:szCs w:val="20"/>
+          <w:sz w:val="16"/>
+          <w:szCs w:val="16"/>
           <w:lang w:eastAsia="en-GB"/>
           <w14:ligatures w14:val="none"/>
         </w:rPr>
@@ -3329,8 +1666,8 @@
           <w:bCs/>
           <w:color w:val="0A0A0A"/>
           <w:kern w:val="0"/>
-          <w:sz w:val="20"/>
-          <w:szCs w:val="20"/>
+          <w:sz w:val="16"/>
+          <w:szCs w:val="16"/>
           <w:lang w:eastAsia="en-GB"/>
           <w14:ligatures w14:val="none"/>
         </w:rPr>
@@ -3342,8 +1679,8 @@
         <w:rPr>
           <w:rFonts w:ascii="Times New Roman" w:eastAsia="Times New Roman" w:hAnsi="Times New Roman" w:cs="Times New Roman"/>
           <w:kern w:val="0"/>
-          <w:sz w:val="20"/>
-          <w:szCs w:val="20"/>
+          <w:sz w:val="16"/>
+          <w:szCs w:val="16"/>
           <w:lang w:eastAsia="en-GB"/>
           <w14:ligatures w14:val="none"/>
         </w:rPr>
@@ -3357,8 +1694,8 @@
           <w:rFonts w:ascii="Arial" w:eastAsia="Times New Roman" w:hAnsi="Arial" w:cs="Arial"/>
           <w:color w:val="0A0A0A"/>
           <w:kern w:val="0"/>
-          <w:sz w:val="20"/>
-          <w:szCs w:val="20"/>
+          <w:sz w:val="16"/>
+          <w:szCs w:val="16"/>
           <w:lang w:eastAsia="en-GB"/>
           <w14:ligatures w14:val="none"/>
         </w:rPr>
@@ -3368,8 +1705,8 @@
           <w:rFonts w:ascii="Arial" w:eastAsia="Times New Roman" w:hAnsi="Arial" w:cs="Arial"/>
           <w:color w:val="0A0A0A"/>
           <w:kern w:val="0"/>
-          <w:sz w:val="20"/>
-          <w:szCs w:val="20"/>
+          <w:sz w:val="16"/>
+          <w:szCs w:val="16"/>
           <w:lang w:eastAsia="en-GB"/>
           <w14:ligatures w14:val="none"/>
         </w:rPr>
@@ -3380,8 +1717,8 @@
           <w:rFonts w:ascii="Arial" w:eastAsia="Times New Roman" w:hAnsi="Arial" w:cs="Arial"/>
           <w:color w:val="0A0A0A"/>
           <w:kern w:val="0"/>
-          <w:sz w:val="20"/>
-          <w:szCs w:val="20"/>
+          <w:sz w:val="16"/>
+          <w:szCs w:val="16"/>
           <w:lang w:eastAsia="en-GB"/>
           <w14:ligatures w14:val="none"/>
         </w:rPr>
@@ -3392,8 +1729,8 @@
           <w:rFonts w:ascii="Arial" w:eastAsia="Times New Roman" w:hAnsi="Arial" w:cs="Arial"/>
           <w:color w:val="0A0A0A"/>
           <w:kern w:val="0"/>
-          <w:sz w:val="20"/>
-          <w:szCs w:val="20"/>
+          <w:sz w:val="16"/>
+          <w:szCs w:val="16"/>
           <w:lang w:eastAsia="en-GB"/>
           <w14:ligatures w14:val="none"/>
         </w:rPr>
@@ -3403,8 +1740,8 @@
     <w:p>
       <w:pPr>
         <w:rPr>
-          <w:sz w:val="20"/>
-          <w:szCs w:val="20"/>
+          <w:sz w:val="16"/>
+          <w:szCs w:val="16"/>
         </w:rPr>
       </w:pPr>
     </w:p>
@@ -5115,6 +3452,18 @@
     <w:basedOn w:val="DefaultParagraphFont"/>
     <w:rsid w:val="0020548C"/>
   </w:style>
+  <w:style w:type="character" w:styleId="FollowedHyperlink">
+    <w:name w:val="FollowedHyperlink"/>
+    <w:basedOn w:val="DefaultParagraphFont"/>
+    <w:uiPriority w:val="99"/>
+    <w:semiHidden/>
+    <w:unhideWhenUsed/>
+    <w:rsid w:val="002A6C94"/>
+    <w:rPr>
+      <w:color w:val="96607D" w:themeColor="followedHyperlink"/>
+      <w:u w:val="single"/>
+    </w:rPr>
+  </w:style>
 </w:styles>
 </file>
 
